--- a/docs/juridico/contrato-licenca-e-servicos.docx
+++ b/docs/juridico/contrato-licenca-e-servicos.docx
@@ -6,6 +6,10 @@
     <w:p>
       <w:pPr>
         <w:pStyle w:val="Heading1"/>
+        <w:jc w:val="center"/>
+        <w:pBdr>
+          <w:bottom w:val="single" w:sz="8" w:space="0" w:color="1F3A5F"/>
+        </w:pBdr>
       </w:pPr>
       <w:r>
         <w:t xml:space="preserve">CONTRATO DE LICENÇA DE USO DE SOFTWARE E PRESTAÇÃO DE SERVIÇOS</w:t>
@@ -13,6 +17,130 @@
     </w:p>
     <w:p>
       <w:pPr>
+        <w:pStyle w:val="BlockText"/>
+        <w:pBdr>
+          <w:top w:val="single" w:sz="6" w:space="0" w:color="C9A227"/>
+          <w:left w:val="single" w:sz="6" w:space="0" w:color="C9A227"/>
+          <w:bottom w:val="single" w:sz="6" w:space="0" w:color="C9A227"/>
+          <w:right w:val="single" w:sz="6" w:space="0" w:color="C9A227"/>
+        </w:pBdr>
+        <w:shd w:val="clear" w:color="auto" w:fill="FFF8E1"/>
+        <w:ind w:left="113" w:right="113"/>
+      </w:pPr>
+      <w:r>
+        <w:rPr>
+          <w:bCs/>
+          <w:b/>
+          <w:sz w:val="19"/>
+        </w:rPr>
+        <w:t xml:space="preserve">MINUTA PARA PREENCHIMENTO.</w:t>
+      </w:r>
+      <w:r>
+        <w:rPr>
+          <w:sz w:val="19"/>
+        </w:rPr>
+        <w:t xml:space="preserve"> </w:t>
+      </w:r>
+      <w:r>
+        <w:rPr>
+          <w:sz w:val="19"/>
+        </w:rPr>
+        <w:t xml:space="preserve">Os campos entre colchetes</w:t>
+      </w:r>
+      <w:r>
+        <w:rPr>
+          <w:sz w:val="19"/>
+        </w:rPr>
+        <w:t xml:space="preserve"> </w:t>
+      </w:r>
+      <w:r>
+        <w:rPr>
+          <w:rStyle w:val="VerbatimChar"/>
+          <w:sz w:val="19"/>
+          <w:highlight w:val="yellow"/>
+        </w:rPr>
+        <w:t xml:space="preserve">[ ]</w:t>
+      </w:r>
+      <w:r>
+        <w:rPr>
+          <w:sz w:val="19"/>
+        </w:rPr>
+        <w:t xml:space="preserve"> </w:t>
+      </w:r>
+      <w:r>
+        <w:rPr>
+          <w:sz w:val="19"/>
+        </w:rPr>
+        <w:t xml:space="preserve">devem ser</w:t>
+      </w:r>
+      <w:r>
+        <w:rPr>
+          <w:sz w:val="19"/>
+        </w:rPr>
+        <w:t xml:space="preserve"> </w:t>
+      </w:r>
+      <w:r>
+        <w:rPr>
+          <w:sz w:val="19"/>
+        </w:rPr>
+        <w:t xml:space="preserve">preenchidos para cada cliente; nas opções marcadas com</w:t>
+      </w:r>
+      <w:r>
+        <w:rPr>
+          <w:sz w:val="19"/>
+        </w:rPr>
+        <w:t xml:space="preserve"> </w:t>
+      </w:r>
+      <w:r>
+        <w:rPr>
+          <w:rStyle w:val="VerbatimChar"/>
+          <w:sz w:val="19"/>
+        </w:rPr>
+        <w:t xml:space="preserve">☐</w:t>
+      </w:r>
+      <w:r>
+        <w:rPr>
+          <w:sz w:val="19"/>
+        </w:rPr>
+        <w:t xml:space="preserve">, assinale uma e</w:t>
+      </w:r>
+      <w:r>
+        <w:rPr>
+          <w:sz w:val="19"/>
+        </w:rPr>
+        <w:t xml:space="preserve"> </w:t>
+      </w:r>
+      <w:r>
+        <w:rPr>
+          <w:sz w:val="19"/>
+        </w:rPr>
+        <w:t xml:space="preserve">apague as demais. Remova esta caixa e as notas em itálico antes de enviar ao</w:t>
+      </w:r>
+      <w:r>
+        <w:rPr>
+          <w:sz w:val="19"/>
+        </w:rPr>
+        <w:t xml:space="preserve"> </w:t>
+      </w:r>
+      <w:r>
+        <w:rPr>
+          <w:sz w:val="19"/>
+        </w:rPr>
+        <w:t xml:space="preserve">cliente. Este modelo não substitui a revisão de um advogado.</w:t>
+      </w:r>
+    </w:p>
+    <w:bookmarkStart w:id="20" w:name="qualificação-das-partes"/>
+    <w:p>
+      <w:pPr>
+        <w:pStyle w:val="Heading2"/>
+        <w:spacing w:before="360"/>
+      </w:pPr>
+      <w:r>
+        <w:t xml:space="preserve">QUALIFICAÇÃO DAS PARTES</w:t>
+      </w:r>
+    </w:p>
+    <w:p>
+      <w:pPr>
         <w:pStyle w:val="FirstParagraph"/>
       </w:pPr>
       <w:r>
@@ -20,413 +148,214 @@
           <w:bCs/>
           <w:b/>
         </w:rPr>
-        <w:t xml:space="preserve">Contrato nº</w:t>
-      </w:r>
-      <w:r>
-        <w:t xml:space="preserve"> </w:t>
-      </w:r>
-      <w:r>
-        <w:t xml:space="preserve">[__________]</w:t>
-      </w:r>
-      <w:r>
-        <w:t xml:space="preserve"> </w:t>
-      </w:r>
-      <w:r>
-        <w:rPr>
-          <w:bCs/>
-          <w:b/>
-        </w:rPr>
-        <w:t xml:space="preserve">· Versão do modelo:</w:t>
-      </w:r>
-      <w:r>
-        <w:t xml:space="preserve"> </w:t>
-      </w:r>
-      <w:r>
-        <w:t xml:space="preserve">1.0</w:t>
-      </w:r>
-    </w:p>
-    <w:p>
-      <w:pPr>
-        <w:pStyle w:val="BlockText"/>
-      </w:pPr>
-      <w:r>
-        <w:rPr>
-          <w:bCs/>
-          <w:b/>
-        </w:rPr>
-        <w:t xml:space="preserve">MINUTA PARA PREENCHIMENTO.</w:t>
-      </w:r>
-      <w:r>
-        <w:t xml:space="preserve"> </w:t>
-      </w:r>
-      <w:r>
-        <w:t xml:space="preserve">Os campos entre colchetes</w:t>
-      </w:r>
-      <w:r>
-        <w:t xml:space="preserve"> </w:t>
-      </w:r>
-      <w:r>
-        <w:rPr>
-          <w:rStyle w:val="VerbatimChar"/>
-        </w:rPr>
-        <w:t xml:space="preserve">[ ]</w:t>
-      </w:r>
-      <w:r>
-        <w:t xml:space="preserve"> </w:t>
-      </w:r>
-      <w:r>
-        <w:t xml:space="preserve">devem ser</w:t>
-      </w:r>
-      <w:r>
-        <w:t xml:space="preserve"> </w:t>
-      </w:r>
-      <w:r>
-        <w:t xml:space="preserve">preenchidos para cada cliente; nas opções marcadas com</w:t>
-      </w:r>
-      <w:r>
-        <w:t xml:space="preserve"> </w:t>
-      </w:r>
-      <w:r>
-        <w:rPr>
-          <w:rStyle w:val="VerbatimChar"/>
-        </w:rPr>
-        <w:t xml:space="preserve">( )</w:t>
-      </w:r>
-      <w:r>
-        <w:t xml:space="preserve">, assinale uma e</w:t>
-      </w:r>
-      <w:r>
-        <w:t xml:space="preserve"> </w:t>
-      </w:r>
-      <w:r>
-        <w:t xml:space="preserve">apague as demais. Remova esta caixa e as notas em itálico antes de enviar ao</w:t>
-      </w:r>
-      <w:r>
-        <w:t xml:space="preserve"> </w:t>
-      </w:r>
-      <w:r>
-        <w:t xml:space="preserve">cliente. Este modelo não substitui a revisão de um advogado.</w:t>
-      </w:r>
-    </w:p>
-    <w:p>
-      <w:r>
-        <w:pict>
-          <v:rect style="width:0;height:1.5pt" o:hralign="center" o:hrstd="t" o:hr="t"/>
-        </w:pict>
-      </w:r>
-    </w:p>
-    <w:bookmarkStart w:id="20" w:name="qualificação-das-partes"/>
-    <w:p>
-      <w:pPr>
-        <w:pStyle w:val="Heading2"/>
-      </w:pPr>
-      <w:r>
-        <w:t xml:space="preserve">QUALIFICAÇÃO DAS PARTES</w:t>
-      </w:r>
-    </w:p>
-    <w:p>
-      <w:pPr>
-        <w:pStyle w:val="FirstParagraph"/>
-      </w:pPr>
-      <w:r>
-        <w:rPr>
-          <w:bCs/>
-          <w:b/>
-        </w:rPr>
         <w:t xml:space="preserve">CONTRATADA:</w:t>
       </w:r>
       <w:r>
         <w:t xml:space="preserve"> </w:t>
       </w:r>
       <w:r>
-        <w:t xml:space="preserve">[RAZÃO SOCIAL OU NOME EMPRESARIAL], inscrita no CNPJ sob o nº</w:t>
-      </w:r>
-      <w:r>
-        <w:t xml:space="preserve"> </w:t>
-      </w:r>
-      <w:r>
-        <w:t xml:space="preserve">[</w:t>
-      </w:r>
-      <w:r>
-        <w:rPr>
-          <w:bCs/>
-          <w:b/>
-        </w:rPr>
+        <w:rPr>
+          <w:highlight w:val="yellow"/>
+        </w:rPr>
+        <w:t xml:space="preserve">[RAZÃO SOCIAL OU NOME EMPRESARIAL]</w:t>
+      </w:r>
+      <w:r>
+        <w:t xml:space="preserve">, inscrita no CNPJ sob o nº</w:t>
+      </w:r>
+      <w:r>
+        <w:t xml:space="preserve"> </w:t>
+      </w:r>
+      <w:r>
+        <w:rPr>
+          <w:highlight w:val="yellow"/>
+        </w:rPr>
+        <w:t xml:space="preserve">[__.___.___/____-__]</w:t>
+      </w:r>
+      <w:r>
+        <w:t xml:space="preserve">, com sede em </w:t>
+      </w:r>
+      <w:r>
+        <w:rPr>
+          <w:highlight w:val="yellow"/>
+        </w:rPr>
+        <w:t xml:space="preserve">[ENDEREÇO COMPLETO, CIDADE/UF, CEP]</w:t>
+      </w:r>
+      <w:r>
+        <w:t xml:space="preserve">, e-mail</w:t>
+      </w:r>
+      <w:r>
+        <w:t xml:space="preserve"> </w:t>
+      </w:r>
+      <w:r>
+        <w:t xml:space="preserve">para comunicações oficiais </w:t>
+      </w:r>
+      <w:r>
+        <w:rPr>
+          <w:highlight w:val="yellow"/>
+        </w:rPr>
+        <w:t xml:space="preserve">[E-MAIL]</w:t>
+      </w:r>
+      <w:r>
+        <w:t xml:space="preserve">, neste ato representada por</w:t>
+      </w:r>
+      <w:r>
+        <w:t xml:space="preserve"> </w:t>
+      </w:r>
+      <w:r>
+        <w:rPr>
+          <w:highlight w:val="yellow"/>
+        </w:rPr>
+        <w:t xml:space="preserve">[NOME DO REPRESENTANTE]</w:t>
+      </w:r>
+      <w:r>
+        <w:t xml:space="preserve">, </w:t>
+      </w:r>
+      <w:r>
+        <w:rPr>
+          <w:highlight w:val="yellow"/>
+        </w:rPr>
+        <w:t xml:space="preserve">[CARGO]</w:t>
+      </w:r>
+      <w:r>
+        <w:t xml:space="preserve">, CPF nº </w:t>
+      </w:r>
+      <w:r>
+        <w:rPr>
+          <w:highlight w:val="yellow"/>
+        </w:rPr>
+        <w:t xml:space="preserve">[___.___.___-__]</w:t>
+      </w:r>
+      <w:r>
+        <w:t xml:space="preserve">, doravante</w:t>
+      </w:r>
+      <w:r>
+        <w:t xml:space="preserve"> </w:t>
+      </w:r>
+      <w:r>
+        <w:t xml:space="preserve">denominada</w:t>
+      </w:r>
+      <w:r>
+        <w:t xml:space="preserve"> </w:t>
+      </w:r>
+      <w:r>
+        <w:rPr>
+          <w:bCs/>
+          <w:b/>
+        </w:rPr>
+        <w:t xml:space="preserve">CONTRATADA</w:t>
+      </w:r>
+      <w:r>
         <w:t xml:space="preserve">.</w:t>
       </w:r>
-      <w:r>
-        <w:rPr>
-          <w:iCs/>
-          <w:i/>
-        </w:rPr>
+    </w:p>
+    <w:p>
+      <w:pPr>
+        <w:pStyle w:val="BodyText"/>
+      </w:pPr>
+      <w:r>
+        <w:rPr>
+          <w:bCs/>
+          <w:b/>
+        </w:rPr>
+        <w:t xml:space="preserve">CONTRATANTE:</w:t>
+      </w:r>
+      <w:r>
+        <w:t xml:space="preserve"> </w:t>
+      </w:r>
+      <w:r>
+        <w:rPr>
+          <w:highlight w:val="yellow"/>
+        </w:rPr>
+        <w:t xml:space="preserve">[RAZÃO SOCIAL]</w:t>
+      </w:r>
+      <w:r>
+        <w:t xml:space="preserve">, inscrita no CNPJ sob o nº</w:t>
+      </w:r>
+      <w:r>
+        <w:t xml:space="preserve"> </w:t>
+      </w:r>
+      <w:r>
+        <w:rPr>
+          <w:highlight w:val="yellow"/>
+        </w:rPr>
+        <w:t xml:space="preserve">[__.___.___/____-__]</w:t>
+      </w:r>
+      <w:r>
+        <w:t xml:space="preserve">, com sede em </w:t>
+      </w:r>
+      <w:r>
+        <w:rPr>
+          <w:highlight w:val="yellow"/>
+        </w:rPr>
+        <w:t xml:space="preserve">[ENDEREÇO COMPLETO, CIDADE/UF, CEP]</w:t>
+      </w:r>
+      <w:r>
+        <w:t xml:space="preserve">, e-mail</w:t>
+      </w:r>
+      <w:r>
+        <w:t xml:space="preserve"> </w:t>
+      </w:r>
+      <w:r>
+        <w:t xml:space="preserve">para comunicações oficiais </w:t>
+      </w:r>
+      <w:r>
+        <w:rPr>
+          <w:highlight w:val="yellow"/>
+        </w:rPr>
+        <w:t xml:space="preserve">[E-MAIL]</w:t>
+      </w:r>
+      <w:r>
+        <w:t xml:space="preserve">, neste ato representada por</w:t>
+      </w:r>
+      <w:r>
+        <w:t xml:space="preserve"> </w:t>
+      </w:r>
+      <w:r>
+        <w:rPr>
+          <w:highlight w:val="yellow"/>
+        </w:rPr>
+        <w:t xml:space="preserve">[NOME DO REPRESENTANTE]</w:t>
+      </w:r>
+      <w:r>
+        <w:t xml:space="preserve">, </w:t>
+      </w:r>
+      <w:r>
+        <w:rPr>
+          <w:highlight w:val="yellow"/>
+        </w:rPr>
+        <w:t xml:space="preserve">[CARGO]</w:t>
+      </w:r>
+      <w:r>
+        <w:t xml:space="preserve">, CPF nº </w:t>
+      </w:r>
+      <w:r>
+        <w:rPr>
+          <w:highlight w:val="yellow"/>
+        </w:rPr>
+        <w:t xml:space="preserve">[___.___.___-__]</w:t>
+      </w:r>
+      <w:r>
+        <w:t xml:space="preserve">, doravante</w:t>
+      </w:r>
+      <w:r>
+        <w:t xml:space="preserve"> </w:t>
+      </w:r>
+      <w:r>
+        <w:t xml:space="preserve">denominada</w:t>
+      </w:r>
+      <w:r>
+        <w:t xml:space="preserve"> </w:t>
+      </w:r>
+      <w:r>
+        <w:rPr>
+          <w:bCs/>
+          <w:b/>
+        </w:rPr>
+        <w:t xml:space="preserve">CONTRATANTE</w:t>
+      </w:r>
+      <w:r>
         <w:t xml:space="preserve">.</w:t>
       </w:r>
-      <w:r>
-        <w:rPr>
-          <w:bCs/>
-          <w:b/>
-        </w:rPr>
-        <w:t xml:space="preserve">/</w:t>
-      </w:r>
-      <w:r>
-        <w:rPr>
-          <w:iCs/>
-          <w:i/>
-          <w:iCs/>
-          <w:i/>
-        </w:rPr>
-        <w:t xml:space="preserve">-</w:t>
-      </w:r>
-      <w:r>
-        <w:rPr>
-          <w:bCs/>
-          <w:b/>
-          <w:iCs/>
-          <w:i/>
-          <w:iCs/>
-          <w:i/>
-        </w:rPr>
-        <w:t xml:space="preserve">], com sede em [ENDEREÇO COMPLETO, CIDADE/UF, CEP], e-mail</w:t>
-      </w:r>
-      <w:r>
-        <w:rPr>
-          <w:bCs/>
-          <w:b/>
-          <w:iCs/>
-          <w:i/>
-          <w:iCs/>
-          <w:i/>
-        </w:rPr>
-        <w:t xml:space="preserve"> </w:t>
-      </w:r>
-      <w:r>
-        <w:rPr>
-          <w:bCs/>
-          <w:b/>
-          <w:iCs/>
-          <w:i/>
-          <w:iCs/>
-          <w:i/>
-        </w:rPr>
-        <w:t xml:space="preserve">para comunicações oficiais [E-MAIL], neste ato representada por</w:t>
-      </w:r>
-      <w:r>
-        <w:rPr>
-          <w:bCs/>
-          <w:b/>
-          <w:iCs/>
-          <w:i/>
-          <w:iCs/>
-          <w:i/>
-        </w:rPr>
-        <w:t xml:space="preserve"> </w:t>
-      </w:r>
-      <w:r>
-        <w:rPr>
-          <w:bCs/>
-          <w:b/>
-          <w:iCs/>
-          <w:i/>
-          <w:iCs/>
-          <w:i/>
-        </w:rPr>
-        <w:t xml:space="preserve">[NOME DO REPRESENTANTE], [CARGO], CPF nº [</w:t>
-      </w:r>
-      <w:r>
-        <w:rPr>
-          <w:iCs/>
-          <w:i/>
-        </w:rPr>
-        <w:t xml:space="preserve">.</w:t>
-      </w:r>
-      <w:r>
-        <w:rPr>
-          <w:bCs/>
-          <w:b/>
-        </w:rPr>
-        <w:t xml:space="preserve">.</w:t>
-      </w:r>
-      <w:r>
-        <w:rPr>
-          <w:iCs/>
-          <w:i/>
-        </w:rPr>
-        <w:t xml:space="preserve">-</w:t>
-      </w:r>
-      <w:r>
-        <w:t xml:space="preserve">_], doravante</w:t>
-      </w:r>
-      <w:r>
-        <w:t xml:space="preserve"> </w:t>
-      </w:r>
-      <w:r>
-        <w:t xml:space="preserve">denominada</w:t>
-      </w:r>
-      <w:r>
-        <w:t xml:space="preserve"> </w:t>
-      </w:r>
-      <w:r>
-        <w:rPr>
-          <w:bCs/>
-          <w:b/>
-        </w:rPr>
-        <w:t xml:space="preserve">CONTRATADA</w:t>
-      </w:r>
-      <w:r>
-        <w:t xml:space="preserve">.</w:t>
-      </w:r>
-    </w:p>
-    <w:p>
-      <w:pPr>
-        <w:pStyle w:val="BodyText"/>
-      </w:pPr>
-      <w:r>
-        <w:rPr>
-          <w:bCs/>
-          <w:b/>
-        </w:rPr>
-        <w:t xml:space="preserve">CONTRATANTE:</w:t>
-      </w:r>
-      <w:r>
-        <w:t xml:space="preserve"> </w:t>
-      </w:r>
-      <w:r>
-        <w:t xml:space="preserve">[RAZÃO SOCIAL], inscrita no CNPJ sob o nº</w:t>
-      </w:r>
-      <w:r>
-        <w:t xml:space="preserve"> </w:t>
-      </w:r>
-      <w:r>
-        <w:t xml:space="preserve">[</w:t>
-      </w:r>
-      <w:r>
-        <w:rPr>
-          <w:bCs/>
-          <w:b/>
-        </w:rPr>
-        <w:t xml:space="preserve">.</w:t>
-      </w:r>
-      <w:r>
-        <w:rPr>
-          <w:iCs/>
-          <w:i/>
-        </w:rPr>
-        <w:t xml:space="preserve">.</w:t>
-      </w:r>
-      <w:r>
-        <w:rPr>
-          <w:bCs/>
-          <w:b/>
-        </w:rPr>
-        <w:t xml:space="preserve">/</w:t>
-      </w:r>
-      <w:r>
-        <w:rPr>
-          <w:iCs/>
-          <w:i/>
-          <w:iCs/>
-          <w:i/>
-        </w:rPr>
-        <w:t xml:space="preserve">-</w:t>
-      </w:r>
-      <w:r>
-        <w:rPr>
-          <w:bCs/>
-          <w:b/>
-          <w:iCs/>
-          <w:i/>
-          <w:iCs/>
-          <w:i/>
-        </w:rPr>
-        <w:t xml:space="preserve">], com sede em [ENDEREÇO COMPLETO, CIDADE/UF, CEP], e-mail</w:t>
-      </w:r>
-      <w:r>
-        <w:rPr>
-          <w:bCs/>
-          <w:b/>
-          <w:iCs/>
-          <w:i/>
-          <w:iCs/>
-          <w:i/>
-        </w:rPr>
-        <w:t xml:space="preserve"> </w:t>
-      </w:r>
-      <w:r>
-        <w:rPr>
-          <w:bCs/>
-          <w:b/>
-          <w:iCs/>
-          <w:i/>
-          <w:iCs/>
-          <w:i/>
-        </w:rPr>
-        <w:t xml:space="preserve">para comunicações oficiais [E-MAIL], neste ato representada por</w:t>
-      </w:r>
-      <w:r>
-        <w:rPr>
-          <w:bCs/>
-          <w:b/>
-          <w:iCs/>
-          <w:i/>
-          <w:iCs/>
-          <w:i/>
-        </w:rPr>
-        <w:t xml:space="preserve"> </w:t>
-      </w:r>
-      <w:r>
-        <w:rPr>
-          <w:bCs/>
-          <w:b/>
-          <w:iCs/>
-          <w:i/>
-          <w:iCs/>
-          <w:i/>
-        </w:rPr>
-        <w:t xml:space="preserve">[NOME DO REPRESENTANTE], [CARGO], CPF nº [</w:t>
-      </w:r>
-      <w:r>
-        <w:rPr>
-          <w:iCs/>
-          <w:i/>
-        </w:rPr>
-        <w:t xml:space="preserve">.</w:t>
-      </w:r>
-      <w:r>
-        <w:rPr>
-          <w:bCs/>
-          <w:b/>
-        </w:rPr>
-        <w:t xml:space="preserve">.</w:t>
-      </w:r>
-      <w:r>
-        <w:rPr>
-          <w:iCs/>
-          <w:i/>
-        </w:rPr>
-        <w:t xml:space="preserve">-</w:t>
-      </w:r>
-      <w:r>
-        <w:t xml:space="preserve">_], doravante</w:t>
-      </w:r>
-      <w:r>
-        <w:t xml:space="preserve"> </w:t>
-      </w:r>
-      <w:r>
-        <w:t xml:space="preserve">denominada</w:t>
-      </w:r>
-      <w:r>
-        <w:t xml:space="preserve"> </w:t>
-      </w:r>
-      <w:r>
-        <w:rPr>
-          <w:bCs/>
-          <w:b/>
-        </w:rPr>
-        <w:t xml:space="preserve">CONTRATANTE</w:t>
-      </w:r>
-      <w:r>
-        <w:t xml:space="preserve">.</w:t>
-      </w:r>
     </w:p>
     <w:p>
       <w:pPr>
@@ -465,13 +394,6 @@
       </w:r>
       <w:r>
         <w:t xml:space="preserve">LGPD) e pelo Código Civil.</w:t>
-      </w:r>
-    </w:p>
-    <w:p>
-      <w:r>
-        <w:pict>
-          <v:rect style="width:0;height:1.5pt" o:hralign="center" o:hrstd="t" o:hr="t"/>
-        </w:pict>
       </w:r>
     </w:p>
     <w:bookmarkEnd w:id="20"/>
@@ -517,7 +439,13 @@
         <w:t xml:space="preserve"> </w:t>
       </w:r>
       <w:r>
-        <w:t xml:space="preserve">[NOME COMERCIAL DO PRODUTO], de titularidade da CONTRATADA, incluindo suas</w:t>
+        <w:rPr>
+          <w:highlight w:val="yellow"/>
+        </w:rPr>
+        <w:t xml:space="preserve">[NOME COMERCIAL DO PRODUTO]</w:t>
+      </w:r>
+      <w:r>
+        <w:t xml:space="preserve">, de titularidade da CONTRATADA, incluindo suas</w:t>
       </w:r>
       <w:r>
         <w:t xml:space="preserve"> </w:t>
@@ -830,7 +758,7 @@
         <w:pStyle w:val="BodyText"/>
       </w:pPr>
       <w:r>
-        <w:t xml:space="preserve">( )</w:t>
+        <w:t xml:space="preserve">☐</w:t>
       </w:r>
       <w:r>
         <w:t xml:space="preserve"> </w:t>
@@ -848,11 +776,13 @@
       <w:r>
         <w:t xml:space="preserve">(hospedagem pela CONTRATADA)</w:t>
       </w:r>
-      <w:r>
-        <w:t xml:space="preserve"> </w:t>
-      </w:r>
-      <w:r>
-        <w:t xml:space="preserve">( )</w:t>
+    </w:p>
+    <w:p>
+      <w:pPr>
+        <w:pStyle w:val="BodyText"/>
+      </w:pPr>
+      <w:r>
+        <w:t xml:space="preserve">☐</w:t>
       </w:r>
       <w:r>
         <w:t xml:space="preserve"> </w:t>
@@ -969,8 +899,16 @@
         <w:rPr>
           <w:bCs/>
           <w:b/>
-        </w:rPr>
-        <w:t xml:space="preserve">[12 (doze)] meses</w:t>
+          <w:highlight w:val="yellow"/>
+        </w:rPr>
+        <w:t xml:space="preserve">[12 (doze)]</w:t>
+      </w:r>
+      <w:r>
+        <w:rPr>
+          <w:bCs/>
+          <w:b/>
+        </w:rPr>
+        <w:t xml:space="preserve"> meses</w:t>
       </w:r>
       <w:r>
         <w:t xml:space="preserve">, contados de</w:t>
@@ -979,7 +917,13 @@
         <w:t xml:space="preserve"> </w:t>
       </w:r>
       <w:r>
-        <w:t xml:space="preserve">[DATA DE INÍCIO / da data da última assinatura].</w:t>
+        <w:rPr>
+          <w:highlight w:val="yellow"/>
+        </w:rPr>
+        <w:t xml:space="preserve">[DATA DE INÍCIO / da data da última assinatura]</w:t>
+      </w:r>
+      <w:r>
+        <w:t xml:space="preserve">.</w:t>
       </w:r>
     </w:p>
     <w:p>
@@ -1008,8 +952,16 @@
         <w:rPr>
           <w:bCs/>
           <w:b/>
-        </w:rPr>
-        <w:t xml:space="preserve">[30 (trinta)] dias</w:t>
+          <w:highlight w:val="yellow"/>
+        </w:rPr>
+        <w:t xml:space="preserve">[30 (trinta)]</w:t>
+      </w:r>
+      <w:r>
+        <w:rPr>
+          <w:bCs/>
+          <w:b/>
+        </w:rPr>
+        <w:t xml:space="preserve"> dias</w:t>
       </w:r>
       <w:r>
         <w:t xml:space="preserve"> </w:t>
@@ -1060,13 +1012,40 @@
         <w:pStyle w:val="BodyText"/>
       </w:pPr>
       <w:r>
-        <w:t xml:space="preserve">4.2. Os pagamentos serão feitos por [boleto / PIX / cartão / transferência],</w:t>
-      </w:r>
-      <w:r>
-        <w:t xml:space="preserve"> </w:t>
-      </w:r>
-      <w:r>
-        <w:t xml:space="preserve">até o dia [__] de cada [mês / ano], mediante emissão de nota fiscal ou</w:t>
+        <w:t xml:space="preserve">4.2. Os pagamentos serão feitos por </w:t>
+      </w:r>
+      <w:r>
+        <w:rPr>
+          <w:highlight w:val="yellow"/>
+        </w:rPr>
+        <w:t xml:space="preserve">[boleto / PIX / cartão / transferência]</w:t>
+      </w:r>
+      <w:r>
+        <w:t xml:space="preserve">,</w:t>
+      </w:r>
+      <w:r>
+        <w:t xml:space="preserve"> </w:t>
+      </w:r>
+      <w:r>
+        <w:t xml:space="preserve">até o dia </w:t>
+      </w:r>
+      <w:r>
+        <w:rPr>
+          <w:highlight w:val="yellow"/>
+        </w:rPr>
+        <w:t xml:space="preserve">[__]</w:t>
+      </w:r>
+      <w:r>
+        <w:t xml:space="preserve"> de cada </w:t>
+      </w:r>
+      <w:r>
+        <w:rPr>
+          <w:highlight w:val="yellow"/>
+        </w:rPr>
+        <w:t xml:space="preserve">[mês / ano]</w:t>
+      </w:r>
+      <w:r>
+        <w:t xml:space="preserve">, mediante emissão de nota fiscal ou</w:t>
       </w:r>
       <w:r>
         <w:t xml:space="preserve"> </w:t>
@@ -1170,6 +1149,7 @@
         <w:rPr>
           <w:bCs/>
           <w:b/>
+          <w:highlight w:val="yellow"/>
         </w:rPr>
         <w:t xml:space="preserve">[IPCA/IBGE]</w:t>
       </w:r>
@@ -1200,8 +1180,16 @@
         <w:rPr>
           <w:bCs/>
           <w:b/>
-        </w:rPr>
-        <w:t xml:space="preserve">[15 (quinze)] dias</w:t>
+          <w:highlight w:val="yellow"/>
+        </w:rPr>
+        <w:t xml:space="preserve">[15 (quinze)]</w:t>
+      </w:r>
+      <w:r>
+        <w:rPr>
+          <w:bCs/>
+          <w:b/>
+        </w:rPr>
+        <w:t xml:space="preserve"> dias</w:t>
       </w:r>
       <w:r>
         <w:t xml:space="preserve"> </w:t>
@@ -1295,9 +1283,11 @@
       <w:r>
         <w:t xml:space="preserve">serviço lá previstos;</w:t>
       </w:r>
-      <w:r>
-        <w:t xml:space="preserve"> </w:t>
-      </w:r>
+    </w:p>
+    <w:p>
+      <w:pPr>
+        <w:pStyle w:val="BodyText"/>
+      </w:pPr>
       <w:r>
         <w:t xml:space="preserve">b) fornecer correções e atualizações, inclusive as necessárias para manter a</w:t>
       </w:r>
@@ -1313,15 +1303,19 @@
       <w:r>
         <w:t xml:space="preserve">funcionalidades existentes, em prazo razoável;</w:t>
       </w:r>
-      <w:r>
-        <w:t xml:space="preserve"> </w:t>
-      </w:r>
+    </w:p>
+    <w:p>
+      <w:pPr>
+        <w:pStyle w:val="BodyText"/>
+      </w:pPr>
       <w:r>
         <w:t xml:space="preserve">c) prestar suporte técnico nos canais e horários do Anexo I;</w:t>
       </w:r>
-      <w:r>
-        <w:t xml:space="preserve"> </w:t>
-      </w:r>
+    </w:p>
+    <w:p>
+      <w:pPr>
+        <w:pStyle w:val="BodyText"/>
+      </w:pPr>
       <w:r>
         <w:t xml:space="preserve">d) adotar medidas de segurança técnicas e administrativas aptas a proteger os</w:t>
       </w:r>
@@ -1331,9 +1325,11 @@
       <w:r>
         <w:t xml:space="preserve">Dados da CONTRATANTE, conforme o Anexo II;</w:t>
       </w:r>
-      <w:r>
-        <w:t xml:space="preserve"> </w:t>
-      </w:r>
+    </w:p>
+    <w:p>
+      <w:pPr>
+        <w:pStyle w:val="BodyText"/>
+      </w:pPr>
       <w:r>
         <w:t xml:space="preserve">e) tratar os dados pessoais apenas conforme as instruções da CONTRATANTE e o</w:t>
       </w:r>
@@ -1343,15 +1339,19 @@
       <w:r>
         <w:t xml:space="preserve">Anexo II;</w:t>
       </w:r>
-      <w:r>
-        <w:t xml:space="preserve"> </w:t>
-      </w:r>
+    </w:p>
+    <w:p>
+      <w:pPr>
+        <w:pStyle w:val="BodyText"/>
+      </w:pPr>
       <w:r>
         <w:t xml:space="preserve">f) manter sigilo sobre as informações da CONTRATANTE (cláusula 11);</w:t>
       </w:r>
-      <w:r>
-        <w:t xml:space="preserve"> </w:t>
-      </w:r>
+    </w:p>
+    <w:p>
+      <w:pPr>
+        <w:pStyle w:val="BodyText"/>
+      </w:pPr>
       <w:r>
         <w:t xml:space="preserve">g) comunicar previamente, sempre que possível, manutenções programadas que</w:t>
       </w:r>
@@ -1435,9 +1435,11 @@
       <w:r>
         <w:t xml:space="preserve">a) pagar pontualmente os valores devidos;</w:t>
       </w:r>
-      <w:r>
-        <w:t xml:space="preserve"> </w:t>
-      </w:r>
+    </w:p>
+    <w:p>
+      <w:pPr>
+        <w:pStyle w:val="BodyText"/>
+      </w:pPr>
       <w:r>
         <w:t xml:space="preserve">b) usar a Plataforma de acordo com este Contrato, a legislação e a</w:t>
       </w:r>
@@ -1447,9 +1449,11 @@
       <w:r>
         <w:t xml:space="preserve">documentação fornecida;</w:t>
       </w:r>
-      <w:r>
-        <w:t xml:space="preserve"> </w:t>
-      </w:r>
+    </w:p>
+    <w:p>
+      <w:pPr>
+        <w:pStyle w:val="BodyText"/>
+      </w:pPr>
       <w:r>
         <w:t xml:space="preserve">c) definir a base legal e a finalidade do tratamento dos dados dos Candidatos</w:t>
       </w:r>
@@ -1465,9 +1469,11 @@
       <w:r>
         <w:t xml:space="preserve">Termos de Uso e Política de Privacidade exibidos a eles com sua marca;</w:t>
       </w:r>
-      <w:r>
-        <w:t xml:space="preserve"> </w:t>
-      </w:r>
+    </w:p>
+    <w:p>
+      <w:pPr>
+        <w:pStyle w:val="BodyText"/>
+      </w:pPr>
       <w:r>
         <w:t xml:space="preserve">d) manter a confidencialidade das credenciais dos Usuários Autorizados,</w:t>
       </w:r>
@@ -1483,9 +1489,11 @@
       <w:r>
         <w:t xml:space="preserve">pelos atos praticados com essas credenciais;</w:t>
       </w:r>
-      <w:r>
-        <w:t xml:space="preserve"> </w:t>
-      </w:r>
+    </w:p>
+    <w:p>
+      <w:pPr>
+        <w:pStyle w:val="BodyText"/>
+      </w:pPr>
       <w:r>
         <w:t xml:space="preserve">e) desativar imediatamente o acesso de Usuários Autorizados desligados ou que</w:t>
       </w:r>
@@ -1495,9 +1503,11 @@
       <w:r>
         <w:t xml:space="preserve">não devam mais acessar a Plataforma;</w:t>
       </w:r>
-      <w:r>
-        <w:t xml:space="preserve"> </w:t>
-      </w:r>
+    </w:p>
+    <w:p>
+      <w:pPr>
+        <w:pStyle w:val="BodyText"/>
+      </w:pPr>
       <w:r>
         <w:t xml:space="preserve">f) conferir a veracidade, a validade e a regularidade dos documentos e</w:t>
       </w:r>
@@ -1507,9 +1517,11 @@
       <w:r>
         <w:t xml:space="preserve">informações enviados pelos Candidatos;</w:t>
       </w:r>
-      <w:r>
-        <w:t xml:space="preserve"> </w:t>
-      </w:r>
+    </w:p>
+    <w:p>
+      <w:pPr>
+        <w:pStyle w:val="BodyText"/>
+      </w:pPr>
       <w:r>
         <w:t xml:space="preserve">g) atender às solicitações dos titulares de dados (Candidatos), utilizando as</w:t>
       </w:r>
@@ -1519,9 +1531,11 @@
       <w:r>
         <w:t xml:space="preserve">ferramentas disponibilizadas na Plataforma;</w:t>
       </w:r>
-      <w:r>
-        <w:t xml:space="preserve"> </w:t>
-      </w:r>
+    </w:p>
+    <w:p>
+      <w:pPr>
+        <w:pStyle w:val="BodyText"/>
+      </w:pPr>
       <w:r>
         <w:t xml:space="preserve">h) não inserir na Plataforma conteúdo ilícito ou dados desnecessários à</w:t>
       </w:r>
@@ -1531,9 +1545,11 @@
       <w:r>
         <w:t xml:space="preserve">finalidade admissional;</w:t>
       </w:r>
-      <w:r>
-        <w:t xml:space="preserve"> </w:t>
-      </w:r>
+    </w:p>
+    <w:p>
+      <w:pPr>
+        <w:pStyle w:val="BodyText"/>
+      </w:pPr>
       <w:r>
         <w:t xml:space="preserve">i) na</w:t>
       </w:r>
@@ -1584,9 +1600,11 @@
       <w:r>
         <w:t xml:space="preserve">derivadas da Plataforma;</w:t>
       </w:r>
-      <w:r>
-        <w:t xml:space="preserve"> </w:t>
-      </w:r>
+    </w:p>
+    <w:p>
+      <w:pPr>
+        <w:pStyle w:val="BodyText"/>
+      </w:pPr>
       <w:r>
         <w:t xml:space="preserve">b) sublicenciar, ceder, alugar, revender ou disponibilizar a Plataforma a</w:t>
       </w:r>
@@ -1602,27 +1620,35 @@
       <w:r>
         <w:t xml:space="preserve">no Anexo III;</w:t>
       </w:r>
-      <w:r>
-        <w:t xml:space="preserve"> </w:t>
-      </w:r>
+    </w:p>
+    <w:p>
+      <w:pPr>
+        <w:pStyle w:val="BodyText"/>
+      </w:pPr>
       <w:r>
         <w:t xml:space="preserve">c) remover avisos de direitos autorais ou de titularidade;</w:t>
       </w:r>
-      <w:r>
-        <w:t xml:space="preserve"> </w:t>
-      </w:r>
+    </w:p>
+    <w:p>
+      <w:pPr>
+        <w:pStyle w:val="BodyText"/>
+      </w:pPr>
       <w:r>
         <w:t xml:space="preserve">d) usar a Plataforma para desenvolver produto concorrente;</w:t>
       </w:r>
-      <w:r>
-        <w:t xml:space="preserve"> </w:t>
-      </w:r>
+    </w:p>
+    <w:p>
+      <w:pPr>
+        <w:pStyle w:val="BodyText"/>
+      </w:pPr>
       <w:r>
         <w:t xml:space="preserve">e) realizar testes de intrusão ou de carga sem aviso prévio à CONTRATADA;</w:t>
       </w:r>
-      <w:r>
-        <w:t xml:space="preserve"> </w:t>
-      </w:r>
+    </w:p>
+    <w:p>
+      <w:pPr>
+        <w:pStyle w:val="BodyText"/>
+      </w:pPr>
       <w:r>
         <w:t xml:space="preserve">f) contornar limites técnicos, de uso ou de segurança da Plataforma.</w:t>
       </w:r>
@@ -1645,6 +1671,7 @@
         <w:rPr>
           <w:iCs/>
           <w:i/>
+          <w:highlight w:val="lightGray"/>
         </w:rPr>
         <w:t xml:space="preserve">[Nota: excluir esta cláusula se a modalidade for Nuvem.]</w:t>
       </w:r>
@@ -1676,9 +1703,11 @@
       <w:r>
         <w:t xml:space="preserve">mínimos informados pela CONTRATADA;</w:t>
       </w:r>
-      <w:r>
-        <w:t xml:space="preserve"> </w:t>
-      </w:r>
+    </w:p>
+    <w:p>
+      <w:pPr>
+        <w:pStyle w:val="BodyText"/>
+      </w:pPr>
       <w:r>
         <w:t xml:space="preserve">b) realizar e testar periodicamente as</w:t>
       </w:r>
@@ -1704,9 +1733,11 @@
       <w:r>
         <w:t xml:space="preserve">banco de dados, dos documentos armazenados e do arquivo de configuração;</w:t>
       </w:r>
-      <w:r>
-        <w:t xml:space="preserve"> </w:t>
-      </w:r>
+    </w:p>
+    <w:p>
+      <w:pPr>
+        <w:pStyle w:val="BodyText"/>
+      </w:pPr>
       <w:r>
         <w:t xml:space="preserve">c) guardar as chaves e segredos de configuração e garantir a segurança física</w:t>
       </w:r>
@@ -1716,9 +1747,11 @@
       <w:r>
         <w:t xml:space="preserve">e lógica do ambiente;</w:t>
       </w:r>
-      <w:r>
-        <w:t xml:space="preserve"> </w:t>
-      </w:r>
+    </w:p>
+    <w:p>
+      <w:pPr>
+        <w:pStyle w:val="BodyText"/>
+      </w:pPr>
       <w:r>
         <w:t xml:space="preserve">d) aplicar, ou permitir que a CONTRATADA aplique, as atualizações fornecidas</w:t>
       </w:r>
@@ -1726,7 +1759,16 @@
         <w:t xml:space="preserve"> </w:t>
       </w:r>
       <w:r>
-        <w:t xml:space="preserve">em até [30 (trinta)] dias de sua disponibilização, especialmente as de</w:t>
+        <w:t xml:space="preserve">em até </w:t>
+      </w:r>
+      <w:r>
+        <w:rPr>
+          <w:highlight w:val="yellow"/>
+        </w:rPr>
+        <w:t xml:space="preserve">[30 (trinta)]</w:t>
+      </w:r>
+      <w:r>
+        <w:t xml:space="preserve"> dias de sua disponibilização, especialmente as de</w:t>
       </w:r>
       <w:r>
         <w:t xml:space="preserve"> </w:t>
@@ -1734,9 +1776,11 @@
       <w:r>
         <w:t xml:space="preserve">segurança;</w:t>
       </w:r>
-      <w:r>
-        <w:t xml:space="preserve"> </w:t>
-      </w:r>
+    </w:p>
+    <w:p>
+      <w:pPr>
+        <w:pStyle w:val="BodyText"/>
+      </w:pPr>
       <w:r>
         <w:t xml:space="preserve">e) fornecer acesso remoto seguro quando necessário ao suporte.</w:t>
       </w:r>
@@ -2178,9 +2222,11 @@
       <w:r>
         <w:t xml:space="preserve">validade jurídica, autenticidade ou conteúdo de documentos enviados;</w:t>
       </w:r>
-      <w:r>
-        <w:t xml:space="preserve"> </w:t>
-      </w:r>
+    </w:p>
+    <w:p>
+      <w:pPr>
+        <w:pStyle w:val="BodyText"/>
+      </w:pPr>
       <w:r>
         <w:t xml:space="preserve">b) descumprimento de obrigações trabalhistas, previdenciárias ou fiscais da</w:t>
       </w:r>
@@ -2190,9 +2236,11 @@
       <w:r>
         <w:t xml:space="preserve">CONTRATANTE;</w:t>
       </w:r>
-      <w:r>
-        <w:t xml:space="preserve"> </w:t>
-      </w:r>
+    </w:p>
+    <w:p>
+      <w:pPr>
+        <w:pStyle w:val="BodyText"/>
+      </w:pPr>
       <w:r>
         <w:t xml:space="preserve">c) mau uso da Plataforma, uso de credenciais por terceiros ou descumprimento</w:t>
       </w:r>
@@ -2202,9 +2250,11 @@
       <w:r>
         <w:t xml:space="preserve">das obrigações da cláusula 6;</w:t>
       </w:r>
-      <w:r>
-        <w:t xml:space="preserve"> </w:t>
-      </w:r>
+    </w:p>
+    <w:p>
+      <w:pPr>
+        <w:pStyle w:val="BodyText"/>
+      </w:pPr>
       <w:r>
         <w:t xml:space="preserve">d) falhas de serviços de terceiros fora de seu controle (provedores de</w:t>
       </w:r>
@@ -2226,15 +2276,19 @@
       <w:r>
         <w:t xml:space="preserve">Anexo II quanto aos suboperadores;</w:t>
       </w:r>
-      <w:r>
-        <w:t xml:space="preserve"> </w:t>
-      </w:r>
+    </w:p>
+    <w:p>
+      <w:pPr>
+        <w:pStyle w:val="BodyText"/>
+      </w:pPr>
       <w:r>
         <w:t xml:space="preserve">e) caso fortuito ou força maior (art. 393 do Código Civil);</w:t>
       </w:r>
-      <w:r>
-        <w:t xml:space="preserve"> </w:t>
-      </w:r>
+    </w:p>
+    <w:p>
+      <w:pPr>
+        <w:pStyle w:val="BodyText"/>
+      </w:pPr>
       <w:r>
         <w:t xml:space="preserve">f)</w:t>
       </w:r>
@@ -2300,8 +2354,16 @@
         <w:rPr>
           <w:bCs/>
           <w:b/>
-        </w:rPr>
-        <w:t xml:space="preserve">[12 (doze)] meses anteriores ao evento</w:t>
+          <w:highlight w:val="yellow"/>
+        </w:rPr>
+        <w:t xml:space="preserve">[12 (doze)]</w:t>
+      </w:r>
+      <w:r>
+        <w:rPr>
+          <w:bCs/>
+          <w:b/>
+        </w:rPr>
+        <w:t xml:space="preserve"> meses anteriores ao evento</w:t>
       </w:r>
       <w:r>
         <w:t xml:space="preserve"> </w:t>
@@ -2342,8 +2404,16 @@
         <w:rPr>
           <w:bCs/>
           <w:b/>
-        </w:rPr>
-        <w:t xml:space="preserve">[2 (duas)] vezes</w:t>
+          <w:highlight w:val="yellow"/>
+        </w:rPr>
+        <w:t xml:space="preserve">[2 (duas)]</w:t>
+      </w:r>
+      <w:r>
+        <w:rPr>
+          <w:bCs/>
+          <w:b/>
+        </w:rPr>
+        <w:t xml:space="preserve"> vezes</w:t>
       </w:r>
       <w:r>
         <w:t xml:space="preserve"> </w:t>
@@ -2458,6 +2528,7 @@
         <w:rPr>
           <w:bCs/>
           <w:b/>
+          <w:highlight w:val="yellow"/>
         </w:rPr>
         <w:t xml:space="preserve">[5 (cinco)]</w:t>
       </w:r>
@@ -2525,23 +2596,35 @@
         <w:rPr>
           <w:bCs/>
           <w:b/>
-        </w:rPr>
-        <w:t xml:space="preserve">[30 (trinta)] dias</w:t>
+          <w:highlight w:val="yellow"/>
+        </w:rPr>
+        <w:t xml:space="preserve">[30 (trinta)]</w:t>
+      </w:r>
+      <w:r>
+        <w:rPr>
+          <w:bCs/>
+          <w:b/>
+        </w:rPr>
+        <w:t xml:space="preserve"> dias</w:t>
       </w:r>
       <w:r>
         <w:t xml:space="preserve">.</w:t>
       </w:r>
-      <w:r>
-        <w:t xml:space="preserve"> </w:t>
-      </w:r>
-      <w:r>
-        <w:t xml:space="preserve">( ) Sem multa rescisória.</w:t>
-      </w:r>
-      <w:r>
-        <w:t xml:space="preserve"> </w:t>
-      </w:r>
-      <w:r>
-        <w:t xml:space="preserve">( ) Com multa de [__% do valor das mensalidades restantes até o fim do</w:t>
+    </w:p>
+    <w:p>
+      <w:pPr>
+        <w:pStyle w:val="BodyText"/>
+      </w:pPr>
+      <w:r>
+        <w:t xml:space="preserve">☐ Sem multa rescisória.</w:t>
+      </w:r>
+    </w:p>
+    <w:p>
+      <w:pPr>
+        <w:pStyle w:val="BodyText"/>
+      </w:pPr>
+      <w:r>
+        <w:t xml:space="preserve">☐ Com multa de [__% do valor das mensalidades restantes até o fim do</w:t>
       </w:r>
       <w:r>
         <w:t xml:space="preserve"> </w:t>
@@ -2597,6 +2680,7 @@
         <w:rPr>
           <w:bCs/>
           <w:b/>
+          <w:highlight w:val="yellow"/>
         </w:rPr>
         <w:t xml:space="preserve">[15 (quinze)]</w:t>
       </w:r>
@@ -2620,9 +2704,11 @@
       <w:r>
         <w:t xml:space="preserve">após notificada;</w:t>
       </w:r>
-      <w:r>
-        <w:t xml:space="preserve"> </w:t>
-      </w:r>
+    </w:p>
+    <w:p>
+      <w:pPr>
+        <w:pStyle w:val="BodyText"/>
+      </w:pPr>
       <w:r>
         <w:t xml:space="preserve">b) tiver falência, recuperação judicial ou insolvência decretada ou</w:t>
       </w:r>
@@ -2632,9 +2718,11 @@
       <w:r>
         <w:t xml:space="preserve">requerida, observada a legislação aplicável;</w:t>
       </w:r>
-      <w:r>
-        <w:t xml:space="preserve"> </w:t>
-      </w:r>
+    </w:p>
+    <w:p>
+      <w:pPr>
+        <w:pStyle w:val="BodyText"/>
+      </w:pPr>
       <w:r>
         <w:t xml:space="preserve">c) violar a cláusula 6.2, a cláusula 11 ou o Anexo II.</w:t>
       </w:r>
@@ -2705,8 +2793,16 @@
         <w:rPr>
           <w:bCs/>
           <w:b/>
-        </w:rPr>
-        <w:t xml:space="preserve">[30 (trinta)] dias</w:t>
+          <w:highlight w:val="yellow"/>
+        </w:rPr>
+        <w:t xml:space="preserve">[30 (trinta)]</w:t>
+      </w:r>
+      <w:r>
+        <w:rPr>
+          <w:bCs/>
+          <w:b/>
+        </w:rPr>
+        <w:t xml:space="preserve"> dias</w:t>
       </w:r>
       <w:r>
         <w:t xml:space="preserve"> </w:t>
@@ -2763,6 +2859,7 @@
         <w:rPr>
           <w:bCs/>
           <w:b/>
+          <w:highlight w:val="yellow"/>
         </w:rPr>
         <w:t xml:space="preserve">[60 (sessenta)]</w:t>
       </w:r>
@@ -3210,6 +3307,7 @@
         <w:rPr>
           <w:bCs/>
           <w:b/>
+          <w:highlight w:val="yellow"/>
         </w:rPr>
         <w:t xml:space="preserve">[CIDADE/UF]</w:t>
       </w:r>
@@ -3259,15 +3357,8 @@
       </w:r>
     </w:p>
     <w:p>
-      <w:r>
-        <w:pict>
-          <v:rect style="width:0;height:1.5pt" o:hralign="center" o:hrstd="t" o:hr="t"/>
-        </w:pict>
-      </w:r>
-    </w:p>
-    <w:p>
-      <w:pPr>
-        <w:pStyle w:val="FirstParagraph"/>
+      <w:pPr>
+        <w:pStyle w:val="BodyText"/>
       </w:pPr>
       <w:r>
         <w:t xml:space="preserve">E, por estarem justas e contratadas, as Partes assinam este Contrato</w:t>
@@ -3276,7 +3367,13 @@
         <w:t xml:space="preserve"> </w:t>
       </w:r>
       <w:r>
-        <w:t xml:space="preserve">[eletronicamente / em 2 (duas) vias de igual teor], na presença de 2 (duas)</w:t>
+        <w:rPr>
+          <w:highlight w:val="yellow"/>
+        </w:rPr>
+        <w:t xml:space="preserve">[eletronicamente / em 2 (duas) vias de igual teor]</w:t>
+      </w:r>
+      <w:r>
+        <w:t xml:space="preserve">, na presença de 2 (duas)</w:t>
       </w:r>
       <w:r>
         <w:t xml:space="preserve"> </w:t>
@@ -3290,15 +3387,48 @@
         <w:pStyle w:val="BodyText"/>
       </w:pPr>
       <w:r>
-        <w:t xml:space="preserve">[CIDADE/UF], [DIA] de [MÊS] de [ANO].</w:t>
+        <w:rPr>
+          <w:highlight w:val="yellow"/>
+        </w:rPr>
+        <w:t xml:space="preserve">[CIDADE/UF]</w:t>
+      </w:r>
+      <w:r>
+        <w:t xml:space="preserve">, </w:t>
+      </w:r>
+      <w:r>
+        <w:rPr>
+          <w:highlight w:val="yellow"/>
+        </w:rPr>
+        <w:t xml:space="preserve">[DIA]</w:t>
+      </w:r>
+      <w:r>
+        <w:t xml:space="preserve"> de </w:t>
+      </w:r>
+      <w:r>
+        <w:rPr>
+          <w:highlight w:val="yellow"/>
+        </w:rPr>
+        <w:t xml:space="preserve">[MÊS]</w:t>
+      </w:r>
+      <w:r>
+        <w:t xml:space="preserve"> de </w:t>
+      </w:r>
+      <w:r>
+        <w:rPr>
+          <w:highlight w:val="yellow"/>
+        </w:rPr>
+        <w:t xml:space="preserve">[ANO]</w:t>
+      </w:r>
+      <w:r>
+        <w:t xml:space="preserve">.</w:t>
       </w:r>
     </w:p>
     <w:tbl>
       <w:tblPr>
         <w:tblStyle w:val="Table"/>
-        <w:tblW w:type="auto" w:w="0"/>
+        <w:jc w:val="center"/>
         <w:tblLook w:firstRow="1" w:lastRow="0" w:firstColumn="0" w:lastColumn="0" w:noHBand="0" w:noVBand="0" w:val="0020"/>
-        <w:jc w:val="start"/>
+        <w:tblW w:w="5000" w:type="pct"/>
       </w:tblPr>
       <w:tblGrid>
         <w:gridCol w:w="3960"/>
@@ -3313,9 +3443,13 @@
           <w:p>
             <w:pPr>
               <w:pStyle w:val="Compact"/>
-              <w:jc w:val="left"/>
-            </w:pPr>
-            <w:r>
+              <w:spacing w:after="40" w:before="40"/>
+              <w:jc w:val="center"/>
+            </w:pPr>
+            <w:r>
+              <w:rPr>
+                <w:sz w:val="20"/>
+              </w:rPr>
               <w:t xml:space="preserve">CONTRATADA</w:t>
             </w:r>
           </w:p>
@@ -3325,9 +3459,13 @@
           <w:p>
             <w:pPr>
               <w:pStyle w:val="Compact"/>
-              <w:jc w:val="left"/>
-            </w:pPr>
-            <w:r>
+              <w:spacing w:after="40" w:before="40"/>
+              <w:jc w:val="center"/>
+            </w:pPr>
+            <w:r>
+              <w:rPr>
+                <w:sz w:val="20"/>
+              </w:rPr>
               <w:t xml:space="preserve">CONTRATANTE</w:t>
             </w:r>
           </w:p>
@@ -3339,9 +3477,13 @@
           <w:p>
             <w:pPr>
               <w:pStyle w:val="Compact"/>
-              <w:jc w:val="left"/>
-            </w:pPr>
-            <w:r>
+              <w:spacing w:after="40" w:before="560"/>
+              <w:jc w:val="center"/>
+            </w:pPr>
+            <w:r>
+              <w:rPr>
+                <w:sz w:val="20"/>
+              </w:rPr>
               <w:t xml:space="preserve">______________________________</w:t>
             </w:r>
           </w:p>
@@ -3351,9 +3493,13 @@
           <w:p>
             <w:pPr>
               <w:pStyle w:val="Compact"/>
-              <w:jc w:val="left"/>
-            </w:pPr>
-            <w:r>
+              <w:spacing w:after="40" w:before="560"/>
+              <w:jc w:val="center"/>
+            </w:pPr>
+            <w:r>
+              <w:rPr>
+                <w:sz w:val="20"/>
+              </w:rPr>
               <w:t xml:space="preserve">______________________________</w:t>
             </w:r>
           </w:p>
@@ -3365,9 +3511,14 @@
           <w:p>
             <w:pPr>
               <w:pStyle w:val="Compact"/>
-              <w:jc w:val="left"/>
-            </w:pPr>
-            <w:r>
+              <w:spacing w:after="40" w:before="40"/>
+              <w:jc w:val="center"/>
+            </w:pPr>
+            <w:r>
+              <w:rPr>
+                <w:sz w:val="20"/>
+                <w:highlight w:val="yellow"/>
+              </w:rPr>
               <w:t xml:space="preserve">[NOME DO REPRESENTANTE]</w:t>
             </w:r>
           </w:p>
@@ -3377,9 +3528,14 @@
           <w:p>
             <w:pPr>
               <w:pStyle w:val="Compact"/>
-              <w:jc w:val="left"/>
-            </w:pPr>
-            <w:r>
+              <w:spacing w:after="40" w:before="40"/>
+              <w:jc w:val="center"/>
+            </w:pPr>
+            <w:r>
+              <w:rPr>
+                <w:sz w:val="20"/>
+                <w:highlight w:val="yellow"/>
+              </w:rPr>
               <w:t xml:space="preserve">[NOME DO REPRESENTANTE]</w:t>
             </w:r>
           </w:p>
@@ -3391,9 +3547,14 @@
           <w:p>
             <w:pPr>
               <w:pStyle w:val="Compact"/>
-              <w:jc w:val="left"/>
-            </w:pPr>
-            <w:r>
+              <w:spacing w:after="40" w:before="40"/>
+              <w:jc w:val="center"/>
+            </w:pPr>
+            <w:r>
+              <w:rPr>
+                <w:sz w:val="20"/>
+                <w:highlight w:val="yellow"/>
+              </w:rPr>
               <w:t xml:space="preserve">[CARGO]</w:t>
             </w:r>
           </w:p>
@@ -3403,9 +3564,14 @@
           <w:p>
             <w:pPr>
               <w:pStyle w:val="Compact"/>
-              <w:jc w:val="left"/>
-            </w:pPr>
-            <w:r>
+              <w:spacing w:after="40" w:before="40"/>
+              <w:jc w:val="center"/>
+            </w:pPr>
+            <w:r>
+              <w:rPr>
+                <w:sz w:val="20"/>
+                <w:highlight w:val="yellow"/>
+              </w:rPr>
               <w:t xml:space="preserve">[CARGO]</w:t>
             </w:r>
           </w:p>
@@ -3427,9 +3593,9 @@
     <w:tbl>
       <w:tblPr>
         <w:tblStyle w:val="Table"/>
-        <w:tblW w:type="auto" w:w="0"/>
+        <w:jc w:val="center"/>
         <w:tblLook w:firstRow="1" w:lastRow="0" w:firstColumn="0" w:lastColumn="0" w:noHBand="0" w:noVBand="0" w:val="0020"/>
-        <w:jc w:val="start"/>
+        <w:tblW w:w="5000" w:type="pct"/>
       </w:tblPr>
       <w:tblGrid>
         <w:gridCol w:w="3960"/>
@@ -3444,9 +3610,13 @@
           <w:p>
             <w:pPr>
               <w:pStyle w:val="Compact"/>
-              <w:jc w:val="left"/>
-            </w:pPr>
-            <w:r>
+              <w:spacing w:after="40" w:before="40"/>
+              <w:jc w:val="center"/>
+            </w:pPr>
+            <w:r>
+              <w:rPr>
+                <w:sz w:val="20"/>
+              </w:rPr>
               <w:t xml:space="preserve">1.</w:t>
             </w:r>
           </w:p>
@@ -3456,9 +3626,13 @@
           <w:p>
             <w:pPr>
               <w:pStyle w:val="Compact"/>
-              <w:jc w:val="left"/>
-            </w:pPr>
-            <w:r>
+              <w:spacing w:after="40" w:before="40"/>
+              <w:jc w:val="center"/>
+            </w:pPr>
+            <w:r>
+              <w:rPr>
+                <w:sz w:val="20"/>
+              </w:rPr>
               <w:t xml:space="preserve">2.</w:t>
             </w:r>
           </w:p>
@@ -3470,22 +3644,44 @@
           <w:p>
             <w:pPr>
               <w:pStyle w:val="Compact"/>
-              <w:jc w:val="left"/>
-            </w:pPr>
-            <w:r>
-              <w:t xml:space="preserve">Nome: [__________]</w:t>
-            </w:r>
-          </w:p>
-        </w:tc>
-        <w:tc>
-          <w:tcPr/>
-          <w:p>
-            <w:pPr>
-              <w:pStyle w:val="Compact"/>
-              <w:jc w:val="left"/>
-            </w:pPr>
-            <w:r>
-              <w:t xml:space="preserve">Nome: [__________]</w:t>
+              <w:spacing w:after="40" w:before="560"/>
+              <w:jc w:val="center"/>
+            </w:pPr>
+            <w:r>
+              <w:rPr>
+                <w:sz w:val="20"/>
+              </w:rPr>
+              <w:t xml:space="preserve">Nome: </w:t>
+            </w:r>
+            <w:r>
+              <w:rPr>
+                <w:sz w:val="20"/>
+                <w:highlight w:val="yellow"/>
+              </w:rPr>
+              <w:t xml:space="preserve">[__________]</w:t>
+            </w:r>
+          </w:p>
+        </w:tc>
+        <w:tc>
+          <w:tcPr/>
+          <w:p>
+            <w:pPr>
+              <w:pStyle w:val="Compact"/>
+              <w:spacing w:after="40" w:before="560"/>
+              <w:jc w:val="center"/>
+            </w:pPr>
+            <w:r>
+              <w:rPr>
+                <w:sz w:val="20"/>
+              </w:rPr>
+              <w:t xml:space="preserve">Nome: </w:t>
+            </w:r>
+            <w:r>
+              <w:rPr>
+                <w:sz w:val="20"/>
+                <w:highlight w:val="yellow"/>
+              </w:rPr>
+              <w:t xml:space="preserve">[__________]</w:t>
             </w:r>
           </w:p>
         </w:tc>
@@ -3496,47 +3692,60 @@
           <w:p>
             <w:pPr>
               <w:pStyle w:val="Compact"/>
-              <w:jc w:val="left"/>
-            </w:pPr>
-            <w:r>
-              <w:t xml:space="preserve">CPF: [__________]</w:t>
-            </w:r>
-          </w:p>
-        </w:tc>
-        <w:tc>
-          <w:tcPr/>
-          <w:p>
-            <w:pPr>
-              <w:pStyle w:val="Compact"/>
-              <w:jc w:val="left"/>
-            </w:pPr>
-            <w:r>
-              <w:t xml:space="preserve">CPF: [__________]</w:t>
+              <w:spacing w:after="40" w:before="40"/>
+              <w:jc w:val="center"/>
+            </w:pPr>
+            <w:r>
+              <w:rPr>
+                <w:sz w:val="20"/>
+              </w:rPr>
+              <w:t xml:space="preserve">CPF: </w:t>
+            </w:r>
+            <w:r>
+              <w:rPr>
+                <w:sz w:val="20"/>
+                <w:highlight w:val="yellow"/>
+              </w:rPr>
+              <w:t xml:space="preserve">[__________]</w:t>
+            </w:r>
+          </w:p>
+        </w:tc>
+        <w:tc>
+          <w:tcPr/>
+          <w:p>
+            <w:pPr>
+              <w:pStyle w:val="Compact"/>
+              <w:spacing w:after="40" w:before="40"/>
+              <w:jc w:val="center"/>
+            </w:pPr>
+            <w:r>
+              <w:rPr>
+                <w:sz w:val="20"/>
+              </w:rPr>
+              <w:t xml:space="preserve">CPF: </w:t>
+            </w:r>
+            <w:r>
+              <w:rPr>
+                <w:sz w:val="20"/>
+                <w:highlight w:val="yellow"/>
+              </w:rPr>
+              <w:t xml:space="preserve">[__________]</w:t>
             </w:r>
           </w:p>
         </w:tc>
       </w:tr>
     </w:tbl>
-    <w:p>
-      <w:r>
-        <w:pict>
-          <v:rect style="width:0;height:1.5pt" o:hralign="center" o:hrstd="t" o:hr="t"/>
-        </w:pict>
-      </w:r>
-    </w:p>
-    <w:p>
-      <w:r>
-        <w:pict>
-          <v:rect style="width:0;height:1.5pt" o:hralign="center" o:hrstd="t" o:hr="t"/>
-        </w:pict>
-      </w:r>
-    </w:p>
     <w:bookmarkEnd w:id="36"/>
     <w:bookmarkEnd w:id="37"/>
     <w:bookmarkStart w:id="45" w:name="X5a858b05f5f7296f35e72d45933d2d5e0e480e7"/>
     <w:p>
       <w:pPr>
         <w:pStyle w:val="Heading1"/>
+        <w:jc w:val="center"/>
+        <w:pageBreakBefore/>
+        <w:pBdr>
+          <w:bottom w:val="single" w:sz="8" w:space="0" w:color="1F3A5F"/>
+        </w:pBdr>
       </w:pPr>
       <w:r>
         <w:t xml:space="preserve">ANEXO I - DESCRIÇÃO DO SERVIÇO E NÍVEIS DE SERVIÇO (SLA)</w:t>
@@ -3740,9 +3949,17 @@
     <w:tbl>
       <w:tblPr>
         <w:tblStyle w:val="Table"/>
-        <w:tblW w:type="auto" w:w="0"/>
+        <w:jc w:val="center"/>
         <w:tblLook w:firstRow="1" w:lastRow="0" w:firstColumn="0" w:lastColumn="0" w:noHBand="0" w:noVBand="0" w:val="0020"/>
-        <w:jc w:val="start"/>
+        <w:tblBorders>
+          <w:top w:val="single" w:sz="4" w:space="0" w:color="A6A6A6"/>
+          <w:left w:val="single" w:sz="4" w:space="0" w:color="A6A6A6"/>
+          <w:bottom w:val="single" w:sz="4" w:space="0" w:color="A6A6A6"/>
+          <w:right w:val="single" w:sz="4" w:space="0" w:color="A6A6A6"/>
+          <w:insideH w:val="single" w:sz="4" w:space="0" w:color="A6A6A6"/>
+          <w:insideV w:val="single" w:sz="4" w:space="0" w:color="A6A6A6"/>
+        </w:tblBorders>
+        <w:tblW w:w="5000" w:type="pct"/>
       </w:tblPr>
       <w:tblGrid>
         <w:gridCol w:w="2640"/>
@@ -3754,37 +3971,61 @@
           <w:tblHeader w:val="true"/>
         </w:trPr>
         <w:tc>
-          <w:tcPr/>
-          <w:p>
-            <w:pPr>
-              <w:pStyle w:val="Compact"/>
-              <w:jc w:val="left"/>
-            </w:pPr>
-            <w:r>
+          <w:tcPr>
+            <w:shd w:val="clear" w:color="auto" w:fill="1F3A5F"/>
+          </w:tcPr>
+          <w:p>
+            <w:pPr>
+              <w:pStyle w:val="Compact"/>
+              <w:spacing w:after="40" w:before="40"/>
+              <w:jc w:val="left"/>
+            </w:pPr>
+            <w:r>
+              <w:rPr>
+                <w:b/>
+                <w:color w:val="FFFFFF"/>
+                <w:sz w:val="19"/>
+              </w:rPr>
               <w:t xml:space="preserve">Etapa</w:t>
             </w:r>
           </w:p>
         </w:tc>
         <w:tc>
-          <w:tcPr/>
-          <w:p>
-            <w:pPr>
-              <w:pStyle w:val="Compact"/>
-              <w:jc w:val="left"/>
-            </w:pPr>
-            <w:r>
+          <w:tcPr>
+            <w:shd w:val="clear" w:color="auto" w:fill="1F3A5F"/>
+          </w:tcPr>
+          <w:p>
+            <w:pPr>
+              <w:pStyle w:val="Compact"/>
+              <w:spacing w:after="40" w:before="40"/>
+              <w:jc w:val="left"/>
+            </w:pPr>
+            <w:r>
+              <w:rPr>
+                <w:b/>
+                <w:color w:val="FFFFFF"/>
+                <w:sz w:val="19"/>
+              </w:rPr>
               <w:t xml:space="preserve">Responsável</w:t>
             </w:r>
           </w:p>
         </w:tc>
         <w:tc>
-          <w:tcPr/>
-          <w:p>
-            <w:pPr>
-              <w:pStyle w:val="Compact"/>
-              <w:jc w:val="left"/>
-            </w:pPr>
-            <w:r>
+          <w:tcPr>
+            <w:shd w:val="clear" w:color="auto" w:fill="1F3A5F"/>
+          </w:tcPr>
+          <w:p>
+            <w:pPr>
+              <w:pStyle w:val="Compact"/>
+              <w:spacing w:after="40" w:before="40"/>
+              <w:jc w:val="left"/>
+            </w:pPr>
+            <w:r>
+              <w:rPr>
+                <w:b/>
+                <w:color w:val="FFFFFF"/>
+                <w:sz w:val="19"/>
+              </w:rPr>
               <w:t xml:space="preserve">Prazo</w:t>
             </w:r>
           </w:p>
@@ -3796,9 +4037,13 @@
           <w:p>
             <w:pPr>
               <w:pStyle w:val="Compact"/>
-              <w:jc w:val="left"/>
-            </w:pPr>
-            <w:r>
+              <w:spacing w:after="40" w:before="40"/>
+              <w:jc w:val="left"/>
+            </w:pPr>
+            <w:r>
+              <w:rPr>
+                <w:sz w:val="19"/>
+              </w:rPr>
               <w:t xml:space="preserve">Criação do ambiente e da conta administrativa da CONTRATANTE</w:t>
             </w:r>
           </w:p>
@@ -3808,9 +4053,13 @@
           <w:p>
             <w:pPr>
               <w:pStyle w:val="Compact"/>
-              <w:jc w:val="left"/>
-            </w:pPr>
-            <w:r>
+              <w:spacing w:after="40" w:before="40"/>
+              <w:jc w:val="left"/>
+            </w:pPr>
+            <w:r>
+              <w:rPr>
+                <w:sz w:val="19"/>
+              </w:rPr>
               <w:t xml:space="preserve">CONTRATADA</w:t>
             </w:r>
           </w:p>
@@ -3820,10 +4069,21 @@
           <w:p>
             <w:pPr>
               <w:pStyle w:val="Compact"/>
-              <w:jc w:val="left"/>
-            </w:pPr>
-            <w:r>
-              <w:t xml:space="preserve">[__] dias úteis da assinatura</w:t>
+              <w:spacing w:after="40" w:before="40"/>
+              <w:jc w:val="left"/>
+            </w:pPr>
+            <w:r>
+              <w:rPr>
+                <w:sz w:val="19"/>
+                <w:highlight w:val="yellow"/>
+              </w:rPr>
+              <w:t xml:space="preserve">[__]</w:t>
+            </w:r>
+            <w:r>
+              <w:rPr>
+                <w:sz w:val="19"/>
+              </w:rPr>
+              <w:t xml:space="preserve"> dias úteis da assinatura</w:t>
             </w:r>
           </w:p>
         </w:tc>
@@ -3834,9 +4094,13 @@
           <w:p>
             <w:pPr>
               <w:pStyle w:val="Compact"/>
-              <w:jc w:val="left"/>
-            </w:pPr>
-            <w:r>
+              <w:spacing w:after="40" w:before="40"/>
+              <w:jc w:val="left"/>
+            </w:pPr>
+            <w:r>
+              <w:rPr>
+                <w:sz w:val="19"/>
+              </w:rPr>
               <w:t xml:space="preserve">Envio de logotipo, cores e textos de privacidade da marca</w:t>
             </w:r>
           </w:p>
@@ -3846,9 +4110,13 @@
           <w:p>
             <w:pPr>
               <w:pStyle w:val="Compact"/>
-              <w:jc w:val="left"/>
-            </w:pPr>
-            <w:r>
+              <w:spacing w:after="40" w:before="40"/>
+              <w:jc w:val="left"/>
+            </w:pPr>
+            <w:r>
+              <w:rPr>
+                <w:sz w:val="19"/>
+              </w:rPr>
               <w:t xml:space="preserve">CONTRATANTE</w:t>
             </w:r>
           </w:p>
@@ -3858,10 +4126,21 @@
           <w:p>
             <w:pPr>
               <w:pStyle w:val="Compact"/>
-              <w:jc w:val="left"/>
-            </w:pPr>
-            <w:r>
-              <w:t xml:space="preserve">[__] dias úteis</w:t>
+              <w:spacing w:after="40" w:before="40"/>
+              <w:jc w:val="left"/>
+            </w:pPr>
+            <w:r>
+              <w:rPr>
+                <w:sz w:val="19"/>
+                <w:highlight w:val="yellow"/>
+              </w:rPr>
+              <w:t xml:space="preserve">[__]</w:t>
+            </w:r>
+            <w:r>
+              <w:rPr>
+                <w:sz w:val="19"/>
+              </w:rPr>
+              <w:t xml:space="preserve"> dias úteis</w:t>
             </w:r>
           </w:p>
         </w:tc>
@@ -3872,9 +4151,13 @@
           <w:p>
             <w:pPr>
               <w:pStyle w:val="Compact"/>
-              <w:jc w:val="left"/>
-            </w:pPr>
-            <w:r>
+              <w:spacing w:after="40" w:before="40"/>
+              <w:jc w:val="left"/>
+            </w:pPr>
+            <w:r>
+              <w:rPr>
+                <w:sz w:val="19"/>
+              </w:rPr>
               <w:t xml:space="preserve">Configuração de e-mail e domínio (quando aplicável)</w:t>
             </w:r>
           </w:p>
@@ -3884,9 +4167,14 @@
           <w:p>
             <w:pPr>
               <w:pStyle w:val="Compact"/>
-              <w:jc w:val="left"/>
-            </w:pPr>
-            <w:r>
+              <w:spacing w:after="40" w:before="40"/>
+              <w:jc w:val="left"/>
+            </w:pPr>
+            <w:r>
+              <w:rPr>
+                <w:sz w:val="19"/>
+                <w:highlight w:val="yellow"/>
+              </w:rPr>
               <w:t xml:space="preserve">[CONTRATADA / CONTRATANTE]</w:t>
             </w:r>
           </w:p>
@@ -3896,10 +4184,21 @@
           <w:p>
             <w:pPr>
               <w:pStyle w:val="Compact"/>
-              <w:jc w:val="left"/>
-            </w:pPr>
-            <w:r>
-              <w:t xml:space="preserve">[__] dias úteis</w:t>
+              <w:spacing w:after="40" w:before="40"/>
+              <w:jc w:val="left"/>
+            </w:pPr>
+            <w:r>
+              <w:rPr>
+                <w:sz w:val="19"/>
+                <w:highlight w:val="yellow"/>
+              </w:rPr>
+              <w:t xml:space="preserve">[__]</w:t>
+            </w:r>
+            <w:r>
+              <w:rPr>
+                <w:sz w:val="19"/>
+              </w:rPr>
+              <w:t xml:space="preserve"> dias úteis</w:t>
             </w:r>
           </w:p>
         </w:tc>
@@ -3910,21 +4209,42 @@
           <w:p>
             <w:pPr>
               <w:pStyle w:val="Compact"/>
-              <w:jc w:val="left"/>
-            </w:pPr>
-            <w:r>
-              <w:t xml:space="preserve">Treinamento inicial ([__] horas, remoto)</w:t>
-            </w:r>
-          </w:p>
-        </w:tc>
-        <w:tc>
-          <w:tcPr/>
-          <w:p>
-            <w:pPr>
-              <w:pStyle w:val="Compact"/>
-              <w:jc w:val="left"/>
-            </w:pPr>
-            <w:r>
+              <w:spacing w:after="40" w:before="40"/>
+              <w:jc w:val="left"/>
+            </w:pPr>
+            <w:r>
+              <w:rPr>
+                <w:sz w:val="19"/>
+              </w:rPr>
+              <w:t xml:space="preserve">Treinamento inicial (</w:t>
+            </w:r>
+            <w:r>
+              <w:rPr>
+                <w:sz w:val="19"/>
+                <w:highlight w:val="yellow"/>
+              </w:rPr>
+              <w:t xml:space="preserve">[__]</w:t>
+            </w:r>
+            <w:r>
+              <w:rPr>
+                <w:sz w:val="19"/>
+              </w:rPr>
+              <w:t xml:space="preserve"> horas, remoto)</w:t>
+            </w:r>
+          </w:p>
+        </w:tc>
+        <w:tc>
+          <w:tcPr/>
+          <w:p>
+            <w:pPr>
+              <w:pStyle w:val="Compact"/>
+              <w:spacing w:after="40" w:before="40"/>
+              <w:jc w:val="left"/>
+            </w:pPr>
+            <w:r>
+              <w:rPr>
+                <w:sz w:val="19"/>
+              </w:rPr>
               <w:t xml:space="preserve">CONTRATADA</w:t>
             </w:r>
           </w:p>
@@ -3934,10 +4254,21 @@
           <w:p>
             <w:pPr>
               <w:pStyle w:val="Compact"/>
-              <w:jc w:val="left"/>
-            </w:pPr>
-            <w:r>
-              <w:t xml:space="preserve">[__] dias úteis</w:t>
+              <w:spacing w:after="40" w:before="40"/>
+              <w:jc w:val="left"/>
+            </w:pPr>
+            <w:r>
+              <w:rPr>
+                <w:sz w:val="19"/>
+                <w:highlight w:val="yellow"/>
+              </w:rPr>
+              <w:t xml:space="preserve">[__]</w:t>
+            </w:r>
+            <w:r>
+              <w:rPr>
+                <w:sz w:val="19"/>
+              </w:rPr>
+              <w:t xml:space="preserve"> dias úteis</w:t>
             </w:r>
           </w:p>
         </w:tc>
@@ -3967,6 +4298,7 @@
         <w:rPr>
           <w:bCs/>
           <w:b/>
+          <w:highlight w:val="yellow"/>
         </w:rPr>
         <w:t xml:space="preserve">[99,0%]</w:t>
       </w:r>
@@ -3982,35 +4314,61 @@
         <w:pStyle w:val="BodyText"/>
       </w:pPr>
       <w:r>
-        <w:t xml:space="preserve">a) manutenções programadas, avisadas com [48 (quarenta e oito)] horas de</w:t>
-      </w:r>
-      <w:r>
-        <w:t xml:space="preserve"> </w:t>
-      </w:r>
-      <w:r>
-        <w:t xml:space="preserve">antecedência e preferencialmente entre [22h e 6h];</w:t>
-      </w:r>
-      <w:r>
-        <w:t xml:space="preserve"> </w:t>
-      </w:r>
+        <w:t xml:space="preserve">a) manutenções programadas, avisadas com </w:t>
+      </w:r>
+      <w:r>
+        <w:rPr>
+          <w:highlight w:val="yellow"/>
+        </w:rPr>
+        <w:t xml:space="preserve">[48 (quarenta e oito)]</w:t>
+      </w:r>
+      <w:r>
+        <w:t xml:space="preserve"> horas de</w:t>
+      </w:r>
+      <w:r>
+        <w:t xml:space="preserve"> </w:t>
+      </w:r>
+      <w:r>
+        <w:t xml:space="preserve">antecedência e preferencialmente entre </w:t>
+      </w:r>
+      <w:r>
+        <w:rPr>
+          <w:highlight w:val="yellow"/>
+        </w:rPr>
+        <w:t xml:space="preserve">[22h e 6h]</w:t>
+      </w:r>
+      <w:r>
+        <w:t xml:space="preserve">;</w:t>
+      </w:r>
+    </w:p>
+    <w:p>
+      <w:pPr>
+        <w:pStyle w:val="BodyText"/>
+      </w:pPr>
       <w:r>
         <w:t xml:space="preserve">b) manutenções emergenciais de segurança;</w:t>
       </w:r>
-      <w:r>
-        <w:t xml:space="preserve"> </w:t>
-      </w:r>
+    </w:p>
+    <w:p>
+      <w:pPr>
+        <w:pStyle w:val="BodyText"/>
+      </w:pPr>
       <w:r>
         <w:t xml:space="preserve">c) falhas da internet, da rede ou dos equipamentos da CONTRATANTE;</w:t>
       </w:r>
-      <w:r>
-        <w:t xml:space="preserve"> </w:t>
-      </w:r>
+    </w:p>
+    <w:p>
+      <w:pPr>
+        <w:pStyle w:val="BodyText"/>
+      </w:pPr>
       <w:r>
         <w:t xml:space="preserve">d) suspensão por inadimplência ou por uso em desacordo com o Contrato;</w:t>
       </w:r>
-      <w:r>
-        <w:t xml:space="preserve"> </w:t>
-      </w:r>
+    </w:p>
+    <w:p>
+      <w:pPr>
+        <w:pStyle w:val="BodyText"/>
+      </w:pPr>
       <w:r>
         <w:t xml:space="preserve">e) caso fortuito ou força maior.</w:t>
       </w:r>
@@ -4054,9 +4412,17 @@
     <w:tbl>
       <w:tblPr>
         <w:tblStyle w:val="Table"/>
-        <w:tblW w:type="auto" w:w="0"/>
+        <w:jc w:val="center"/>
         <w:tblLook w:firstRow="1" w:lastRow="0" w:firstColumn="0" w:lastColumn="0" w:noHBand="0" w:noVBand="0" w:val="0020"/>
-        <w:jc w:val="start"/>
+        <w:tblBorders>
+          <w:top w:val="single" w:sz="4" w:space="0" w:color="A6A6A6"/>
+          <w:left w:val="single" w:sz="4" w:space="0" w:color="A6A6A6"/>
+          <w:bottom w:val="single" w:sz="4" w:space="0" w:color="A6A6A6"/>
+          <w:right w:val="single" w:sz="4" w:space="0" w:color="A6A6A6"/>
+          <w:insideH w:val="single" w:sz="4" w:space="0" w:color="A6A6A6"/>
+          <w:insideV w:val="single" w:sz="4" w:space="0" w:color="A6A6A6"/>
+        </w:tblBorders>
+        <w:tblW w:w="5000" w:type="pct"/>
       </w:tblPr>
       <w:tblGrid>
         <w:gridCol w:w="3960"/>
@@ -4067,25 +4433,41 @@
           <w:tblHeader w:val="true"/>
         </w:trPr>
         <w:tc>
-          <w:tcPr/>
-          <w:p>
-            <w:pPr>
-              <w:pStyle w:val="Compact"/>
-              <w:jc w:val="left"/>
-            </w:pPr>
-            <w:r>
+          <w:tcPr>
+            <w:shd w:val="clear" w:color="auto" w:fill="1F3A5F"/>
+          </w:tcPr>
+          <w:p>
+            <w:pPr>
+              <w:pStyle w:val="Compact"/>
+              <w:spacing w:after="40" w:before="40"/>
+              <w:jc w:val="left"/>
+            </w:pPr>
+            <w:r>
+              <w:rPr>
+                <w:b/>
+                <w:color w:val="FFFFFF"/>
+                <w:sz w:val="19"/>
+              </w:rPr>
               <w:t xml:space="preserve">Disponibilidade no mês</w:t>
             </w:r>
           </w:p>
         </w:tc>
         <w:tc>
-          <w:tcPr/>
-          <w:p>
-            <w:pPr>
-              <w:pStyle w:val="Compact"/>
-              <w:jc w:val="left"/>
-            </w:pPr>
-            <w:r>
+          <w:tcPr>
+            <w:shd w:val="clear" w:color="auto" w:fill="1F3A5F"/>
+          </w:tcPr>
+          <w:p>
+            <w:pPr>
+              <w:pStyle w:val="Compact"/>
+              <w:spacing w:after="40" w:before="40"/>
+              <w:jc w:val="left"/>
+            </w:pPr>
+            <w:r>
+              <w:rPr>
+                <w:b/>
+                <w:color w:val="FFFFFF"/>
+                <w:sz w:val="19"/>
+              </w:rPr>
               <w:t xml:space="preserve">Crédito sobre a mensalidade</w:t>
             </w:r>
           </w:p>
@@ -4097,21 +4479,50 @@
           <w:p>
             <w:pPr>
               <w:pStyle w:val="Compact"/>
-              <w:jc w:val="left"/>
-            </w:pPr>
-            <w:r>
-              <w:t xml:space="preserve">Abaixo de [99,0%] até [97,0%]</w:t>
-            </w:r>
-          </w:p>
-        </w:tc>
-        <w:tc>
-          <w:tcPr/>
-          <w:p>
-            <w:pPr>
-              <w:pStyle w:val="Compact"/>
-              <w:jc w:val="left"/>
-            </w:pPr>
-            <w:r>
+              <w:spacing w:after="40" w:before="40"/>
+              <w:jc w:val="left"/>
+            </w:pPr>
+            <w:r>
+              <w:rPr>
+                <w:sz w:val="19"/>
+              </w:rPr>
+              <w:t xml:space="preserve">Abaixo de </w:t>
+            </w:r>
+            <w:r>
+              <w:rPr>
+                <w:sz w:val="19"/>
+                <w:highlight w:val="yellow"/>
+              </w:rPr>
+              <w:t xml:space="preserve">[99,0%]</w:t>
+            </w:r>
+            <w:r>
+              <w:rPr>
+                <w:sz w:val="19"/>
+              </w:rPr>
+              <w:t xml:space="preserve"> até </w:t>
+            </w:r>
+            <w:r>
+              <w:rPr>
+                <w:sz w:val="19"/>
+                <w:highlight w:val="yellow"/>
+              </w:rPr>
+              <w:t xml:space="preserve">[97,0%]</w:t>
+            </w:r>
+          </w:p>
+        </w:tc>
+        <w:tc>
+          <w:tcPr/>
+          <w:p>
+            <w:pPr>
+              <w:pStyle w:val="Compact"/>
+              <w:spacing w:after="40" w:before="40"/>
+              <w:jc w:val="left"/>
+            </w:pPr>
+            <w:r>
+              <w:rPr>
+                <w:sz w:val="19"/>
+                <w:highlight w:val="yellow"/>
+              </w:rPr>
               <w:t xml:space="preserve">[5%]</w:t>
             </w:r>
           </w:p>
@@ -4123,21 +4534,50 @@
           <w:p>
             <w:pPr>
               <w:pStyle w:val="Compact"/>
-              <w:jc w:val="left"/>
-            </w:pPr>
-            <w:r>
-              <w:t xml:space="preserve">Abaixo de [97,0%] até [95,0%]</w:t>
-            </w:r>
-          </w:p>
-        </w:tc>
-        <w:tc>
-          <w:tcPr/>
-          <w:p>
-            <w:pPr>
-              <w:pStyle w:val="Compact"/>
-              <w:jc w:val="left"/>
-            </w:pPr>
-            <w:r>
+              <w:spacing w:after="40" w:before="40"/>
+              <w:jc w:val="left"/>
+            </w:pPr>
+            <w:r>
+              <w:rPr>
+                <w:sz w:val="19"/>
+              </w:rPr>
+              <w:t xml:space="preserve">Abaixo de </w:t>
+            </w:r>
+            <w:r>
+              <w:rPr>
+                <w:sz w:val="19"/>
+                <w:highlight w:val="yellow"/>
+              </w:rPr>
+              <w:t xml:space="preserve">[97,0%]</w:t>
+            </w:r>
+            <w:r>
+              <w:rPr>
+                <w:sz w:val="19"/>
+              </w:rPr>
+              <w:t xml:space="preserve"> até </w:t>
+            </w:r>
+            <w:r>
+              <w:rPr>
+                <w:sz w:val="19"/>
+                <w:highlight w:val="yellow"/>
+              </w:rPr>
+              <w:t xml:space="preserve">[95,0%]</w:t>
+            </w:r>
+          </w:p>
+        </w:tc>
+        <w:tc>
+          <w:tcPr/>
+          <w:p>
+            <w:pPr>
+              <w:pStyle w:val="Compact"/>
+              <w:spacing w:after="40" w:before="40"/>
+              <w:jc w:val="left"/>
+            </w:pPr>
+            <w:r>
+              <w:rPr>
+                <w:sz w:val="19"/>
+                <w:highlight w:val="yellow"/>
+              </w:rPr>
               <w:t xml:space="preserve">[10%]</w:t>
             </w:r>
           </w:p>
@@ -4149,21 +4589,37 @@
           <w:p>
             <w:pPr>
               <w:pStyle w:val="Compact"/>
-              <w:jc w:val="left"/>
-            </w:pPr>
-            <w:r>
-              <w:t xml:space="preserve">Abaixo de [95,0%]</w:t>
-            </w:r>
-          </w:p>
-        </w:tc>
-        <w:tc>
-          <w:tcPr/>
-          <w:p>
-            <w:pPr>
-              <w:pStyle w:val="Compact"/>
-              <w:jc w:val="left"/>
-            </w:pPr>
-            <w:r>
+              <w:spacing w:after="40" w:before="40"/>
+              <w:jc w:val="left"/>
+            </w:pPr>
+            <w:r>
+              <w:rPr>
+                <w:sz w:val="19"/>
+              </w:rPr>
+              <w:t xml:space="preserve">Abaixo de </w:t>
+            </w:r>
+            <w:r>
+              <w:rPr>
+                <w:sz w:val="19"/>
+                <w:highlight w:val="yellow"/>
+              </w:rPr>
+              <w:t xml:space="preserve">[95,0%]</w:t>
+            </w:r>
+          </w:p>
+        </w:tc>
+        <w:tc>
+          <w:tcPr/>
+          <w:p>
+            <w:pPr>
+              <w:pStyle w:val="Compact"/>
+              <w:spacing w:after="40" w:before="40"/>
+              <w:jc w:val="left"/>
+            </w:pPr>
+            <w:r>
+              <w:rPr>
+                <w:sz w:val="19"/>
+                <w:highlight w:val="yellow"/>
+              </w:rPr>
               <w:t xml:space="preserve">[20%]</w:t>
             </w:r>
           </w:p>
@@ -4181,7 +4637,16 @@
         <w:t xml:space="preserve"> </w:t>
       </w:r>
       <w:r>
-        <w:t xml:space="preserve">da cláusula 10.5 do Contrato, e não excedem [20%] da mensalidade.</w:t>
+        <w:t xml:space="preserve">da cláusula 10.5 do Contrato, e não excedem </w:t>
+      </w:r>
+      <w:r>
+        <w:rPr>
+          <w:highlight w:val="yellow"/>
+        </w:rPr>
+        <w:t xml:space="preserve">[20%]</w:t>
+      </w:r>
+      <w:r>
+        <w:t xml:space="preserve"> da mensalidade.</w:t>
       </w:r>
     </w:p>
     <w:p>
@@ -4245,7 +4710,25 @@
         <w:t xml:space="preserve"> </w:t>
       </w:r>
       <w:r>
-        <w:t xml:space="preserve">mínima [diária] e retenção de [__] dias, e cópia dos documentos armazenados</w:t>
+        <w:t xml:space="preserve">mínima </w:t>
+      </w:r>
+      <w:r>
+        <w:rPr>
+          <w:highlight w:val="yellow"/>
+        </w:rPr>
+        <w:t xml:space="preserve">[diária]</w:t>
+      </w:r>
+      <w:r>
+        <w:t xml:space="preserve"> e retenção de </w:t>
+      </w:r>
+      <w:r>
+        <w:rPr>
+          <w:highlight w:val="yellow"/>
+        </w:rPr>
+        <w:t xml:space="preserve">[__]</w:t>
+      </w:r>
+      <w:r>
+        <w:t xml:space="preserve"> dias, e cópia dos documentos armazenados</w:t>
       </w:r>
       <w:r>
         <w:t xml:space="preserve"> </w:t>
@@ -4291,11 +4774,34 @@
         <w:t xml:space="preserve"> </w:t>
       </w:r>
       <w:r>
-        <w:t xml:space="preserve">[E-MAIL DE SUPORTE] · [WHATSAPP/TELEFONE] · [PORTAL]</w:t>
-      </w:r>
-      <w:r>
-        <w:t xml:space="preserve"> </w:t>
-      </w:r>
+        <w:rPr>
+          <w:highlight w:val="yellow"/>
+        </w:rPr>
+        <w:t xml:space="preserve">[E-MAIL DE SUPORTE]</w:t>
+      </w:r>
+      <w:r>
+        <w:t xml:space="preserve"> · </w:t>
+      </w:r>
+      <w:r>
+        <w:rPr>
+          <w:highlight w:val="yellow"/>
+        </w:rPr>
+        <w:t xml:space="preserve">[WHATSAPP/TELEFONE]</w:t>
+      </w:r>
+      <w:r>
+        <w:t xml:space="preserve"> · </w:t>
+      </w:r>
+      <w:r>
+        <w:rPr>
+          <w:highlight w:val="yellow"/>
+        </w:rPr>
+        <w:t xml:space="preserve">[PORTAL]</w:t>
+      </w:r>
+    </w:p>
+    <w:p>
+      <w:pPr>
+        <w:pStyle w:val="BodyText"/>
+      </w:pPr>
       <w:r>
         <w:t xml:space="preserve">6.2.</w:t>
       </w:r>
@@ -4313,11 +4819,19 @@
         <w:t xml:space="preserve"> </w:t>
       </w:r>
       <w:r>
-        <w:t xml:space="preserve">[dias úteis, das 9h às 18h, horário de Brasília].</w:t>
-      </w:r>
-      <w:r>
-        <w:t xml:space="preserve"> </w:t>
-      </w:r>
+        <w:rPr>
+          <w:highlight w:val="yellow"/>
+        </w:rPr>
+        <w:t xml:space="preserve">[dias úteis, das 9h às 18h, horário de Brasília]</w:t>
+      </w:r>
+      <w:r>
+        <w:t xml:space="preserve">.</w:t>
+      </w:r>
+    </w:p>
+    <w:p>
+      <w:pPr>
+        <w:pStyle w:val="BodyText"/>
+      </w:pPr>
       <w:r>
         <w:t xml:space="preserve">6.3.</w:t>
       </w:r>
@@ -4347,9 +4861,17 @@
     <w:tbl>
       <w:tblPr>
         <w:tblStyle w:val="Table"/>
-        <w:tblW w:type="auto" w:w="0"/>
+        <w:jc w:val="center"/>
         <w:tblLook w:firstRow="1" w:lastRow="0" w:firstColumn="0" w:lastColumn="0" w:noHBand="0" w:noVBand="0" w:val="0020"/>
-        <w:jc w:val="start"/>
+        <w:tblBorders>
+          <w:top w:val="single" w:sz="4" w:space="0" w:color="A6A6A6"/>
+          <w:left w:val="single" w:sz="4" w:space="0" w:color="A6A6A6"/>
+          <w:bottom w:val="single" w:sz="4" w:space="0" w:color="A6A6A6"/>
+          <w:right w:val="single" w:sz="4" w:space="0" w:color="A6A6A6"/>
+          <w:insideH w:val="single" w:sz="4" w:space="0" w:color="A6A6A6"/>
+          <w:insideV w:val="single" w:sz="4" w:space="0" w:color="A6A6A6"/>
+        </w:tblBorders>
+        <w:tblW w:w="5000" w:type="pct"/>
       </w:tblPr>
       <w:tblGrid>
         <w:gridCol w:w="1980"/>
@@ -4362,49 +4884,81 @@
           <w:tblHeader w:val="true"/>
         </w:trPr>
         <w:tc>
-          <w:tcPr/>
-          <w:p>
-            <w:pPr>
-              <w:pStyle w:val="Compact"/>
-              <w:jc w:val="left"/>
-            </w:pPr>
-            <w:r>
+          <w:tcPr>
+            <w:shd w:val="clear" w:color="auto" w:fill="1F3A5F"/>
+          </w:tcPr>
+          <w:p>
+            <w:pPr>
+              <w:pStyle w:val="Compact"/>
+              <w:spacing w:after="40" w:before="40"/>
+              <w:jc w:val="left"/>
+            </w:pPr>
+            <w:r>
+              <w:rPr>
+                <w:b/>
+                <w:color w:val="FFFFFF"/>
+                <w:sz w:val="19"/>
+              </w:rPr>
               <w:t xml:space="preserve">Severidade</w:t>
             </w:r>
           </w:p>
         </w:tc>
         <w:tc>
-          <w:tcPr/>
-          <w:p>
-            <w:pPr>
-              <w:pStyle w:val="Compact"/>
-              <w:jc w:val="left"/>
-            </w:pPr>
-            <w:r>
+          <w:tcPr>
+            <w:shd w:val="clear" w:color="auto" w:fill="1F3A5F"/>
+          </w:tcPr>
+          <w:p>
+            <w:pPr>
+              <w:pStyle w:val="Compact"/>
+              <w:spacing w:after="40" w:before="40"/>
+              <w:jc w:val="left"/>
+            </w:pPr>
+            <w:r>
+              <w:rPr>
+                <w:b/>
+                <w:color w:val="FFFFFF"/>
+                <w:sz w:val="19"/>
+              </w:rPr>
               <w:t xml:space="preserve">Exemplo</w:t>
             </w:r>
           </w:p>
         </w:tc>
         <w:tc>
-          <w:tcPr/>
-          <w:p>
-            <w:pPr>
-              <w:pStyle w:val="Compact"/>
-              <w:jc w:val="left"/>
-            </w:pPr>
-            <w:r>
+          <w:tcPr>
+            <w:shd w:val="clear" w:color="auto" w:fill="1F3A5F"/>
+          </w:tcPr>
+          <w:p>
+            <w:pPr>
+              <w:pStyle w:val="Compact"/>
+              <w:spacing w:after="40" w:before="40"/>
+              <w:jc w:val="left"/>
+            </w:pPr>
+            <w:r>
+              <w:rPr>
+                <w:b/>
+                <w:color w:val="FFFFFF"/>
+                <w:sz w:val="19"/>
+              </w:rPr>
               <w:t xml:space="preserve">Primeira resposta</w:t>
             </w:r>
           </w:p>
         </w:tc>
         <w:tc>
-          <w:tcPr/>
-          <w:p>
-            <w:pPr>
-              <w:pStyle w:val="Compact"/>
-              <w:jc w:val="left"/>
-            </w:pPr>
-            <w:r>
+          <w:tcPr>
+            <w:shd w:val="clear" w:color="auto" w:fill="1F3A5F"/>
+          </w:tcPr>
+          <w:p>
+            <w:pPr>
+              <w:pStyle w:val="Compact"/>
+              <w:spacing w:after="40" w:before="40"/>
+              <w:jc w:val="left"/>
+            </w:pPr>
+            <w:r>
+              <w:rPr>
+                <w:b/>
+                <w:color w:val="FFFFFF"/>
+                <w:sz w:val="19"/>
+              </w:rPr>
               <w:t xml:space="preserve">Meta de solução ou contorno</w:t>
             </w:r>
           </w:p>
@@ -4416,12 +4970,14 @@
           <w:p>
             <w:pPr>
               <w:pStyle w:val="Compact"/>
+              <w:spacing w:after="40" w:before="40"/>
               <w:jc w:val="left"/>
             </w:pPr>
             <w:r>
               <w:rPr>
                 <w:bCs/>
                 <w:b/>
+                <w:sz w:val="19"/>
               </w:rPr>
               <w:t xml:space="preserve">Crítica</w:t>
             </w:r>
@@ -4432,9 +4988,13 @@
           <w:p>
             <w:pPr>
               <w:pStyle w:val="Compact"/>
-              <w:jc w:val="left"/>
-            </w:pPr>
-            <w:r>
+              <w:spacing w:after="40" w:before="40"/>
+              <w:jc w:val="left"/>
+            </w:pPr>
+            <w:r>
+              <w:rPr>
+                <w:sz w:val="19"/>
+              </w:rPr>
               <w:t xml:space="preserve">Plataforma fora do ar; suspeita de incidente de segurança</w:t>
             </w:r>
           </w:p>
@@ -4444,22 +5004,44 @@
           <w:p>
             <w:pPr>
               <w:pStyle w:val="Compact"/>
-              <w:jc w:val="left"/>
-            </w:pPr>
-            <w:r>
-              <w:t xml:space="preserve">[4] horas úteis</w:t>
-            </w:r>
-          </w:p>
-        </w:tc>
-        <w:tc>
-          <w:tcPr/>
-          <w:p>
-            <w:pPr>
-              <w:pStyle w:val="Compact"/>
-              <w:jc w:val="left"/>
-            </w:pPr>
-            <w:r>
-              <w:t xml:space="preserve">[1] dia útil</w:t>
+              <w:spacing w:after="40" w:before="40"/>
+              <w:jc w:val="left"/>
+            </w:pPr>
+            <w:r>
+              <w:rPr>
+                <w:sz w:val="19"/>
+                <w:highlight w:val="yellow"/>
+              </w:rPr>
+              <w:t xml:space="preserve">[4]</w:t>
+            </w:r>
+            <w:r>
+              <w:rPr>
+                <w:sz w:val="19"/>
+              </w:rPr>
+              <w:t xml:space="preserve"> horas úteis</w:t>
+            </w:r>
+          </w:p>
+        </w:tc>
+        <w:tc>
+          <w:tcPr/>
+          <w:p>
+            <w:pPr>
+              <w:pStyle w:val="Compact"/>
+              <w:spacing w:after="40" w:before="40"/>
+              <w:jc w:val="left"/>
+            </w:pPr>
+            <w:r>
+              <w:rPr>
+                <w:sz w:val="19"/>
+                <w:highlight w:val="yellow"/>
+              </w:rPr>
+              <w:t xml:space="preserve">[1]</w:t>
+            </w:r>
+            <w:r>
+              <w:rPr>
+                <w:sz w:val="19"/>
+              </w:rPr>
+              <w:t xml:space="preserve"> dia útil</w:t>
             </w:r>
           </w:p>
         </w:tc>
@@ -4470,12 +5052,14 @@
           <w:p>
             <w:pPr>
               <w:pStyle w:val="Compact"/>
+              <w:spacing w:after="40" w:before="40"/>
               <w:jc w:val="left"/>
             </w:pPr>
             <w:r>
               <w:rPr>
                 <w:bCs/>
                 <w:b/>
+                <w:sz w:val="19"/>
               </w:rPr>
               <w:t xml:space="preserve">Alta</w:t>
             </w:r>
@@ -4486,9 +5070,13 @@
           <w:p>
             <w:pPr>
               <w:pStyle w:val="Compact"/>
-              <w:jc w:val="left"/>
-            </w:pPr>
-            <w:r>
+              <w:spacing w:after="40" w:before="40"/>
+              <w:jc w:val="left"/>
+            </w:pPr>
+            <w:r>
+              <w:rPr>
+                <w:sz w:val="19"/>
+              </w:rPr>
               <w:t xml:space="preserve">Funcionalidade principal indisponível, sem alternativa</w:t>
             </w:r>
           </w:p>
@@ -4498,22 +5086,44 @@
           <w:p>
             <w:pPr>
               <w:pStyle w:val="Compact"/>
-              <w:jc w:val="left"/>
-            </w:pPr>
-            <w:r>
-              <w:t xml:space="preserve">[8] horas úteis</w:t>
-            </w:r>
-          </w:p>
-        </w:tc>
-        <w:tc>
-          <w:tcPr/>
-          <w:p>
-            <w:pPr>
-              <w:pStyle w:val="Compact"/>
-              <w:jc w:val="left"/>
-            </w:pPr>
-            <w:r>
-              <w:t xml:space="preserve">[3] dias úteis</w:t>
+              <w:spacing w:after="40" w:before="40"/>
+              <w:jc w:val="left"/>
+            </w:pPr>
+            <w:r>
+              <w:rPr>
+                <w:sz w:val="19"/>
+                <w:highlight w:val="yellow"/>
+              </w:rPr>
+              <w:t xml:space="preserve">[8]</w:t>
+            </w:r>
+            <w:r>
+              <w:rPr>
+                <w:sz w:val="19"/>
+              </w:rPr>
+              <w:t xml:space="preserve"> horas úteis</w:t>
+            </w:r>
+          </w:p>
+        </w:tc>
+        <w:tc>
+          <w:tcPr/>
+          <w:p>
+            <w:pPr>
+              <w:pStyle w:val="Compact"/>
+              <w:spacing w:after="40" w:before="40"/>
+              <w:jc w:val="left"/>
+            </w:pPr>
+            <w:r>
+              <w:rPr>
+                <w:sz w:val="19"/>
+                <w:highlight w:val="yellow"/>
+              </w:rPr>
+              <w:t xml:space="preserve">[3]</w:t>
+            </w:r>
+            <w:r>
+              <w:rPr>
+                <w:sz w:val="19"/>
+              </w:rPr>
+              <w:t xml:space="preserve"> dias úteis</w:t>
             </w:r>
           </w:p>
         </w:tc>
@@ -4524,12 +5134,14 @@
           <w:p>
             <w:pPr>
               <w:pStyle w:val="Compact"/>
+              <w:spacing w:after="40" w:before="40"/>
               <w:jc w:val="left"/>
             </w:pPr>
             <w:r>
               <w:rPr>
                 <w:bCs/>
                 <w:b/>
+                <w:sz w:val="19"/>
               </w:rPr>
               <w:t xml:space="preserve">Média</w:t>
             </w:r>
@@ -4540,9 +5152,13 @@
           <w:p>
             <w:pPr>
               <w:pStyle w:val="Compact"/>
-              <w:jc w:val="left"/>
-            </w:pPr>
-            <w:r>
+              <w:spacing w:after="40" w:before="40"/>
+              <w:jc w:val="left"/>
+            </w:pPr>
+            <w:r>
+              <w:rPr>
+                <w:sz w:val="19"/>
+              </w:rPr>
               <w:t xml:space="preserve">Falha com alternativa de contorno</w:t>
             </w:r>
           </w:p>
@@ -4552,22 +5168,44 @@
           <w:p>
             <w:pPr>
               <w:pStyle w:val="Compact"/>
-              <w:jc w:val="left"/>
-            </w:pPr>
-            <w:r>
-              <w:t xml:space="preserve">[1] dia útil</w:t>
-            </w:r>
-          </w:p>
-        </w:tc>
-        <w:tc>
-          <w:tcPr/>
-          <w:p>
-            <w:pPr>
-              <w:pStyle w:val="Compact"/>
-              <w:jc w:val="left"/>
-            </w:pPr>
-            <w:r>
-              <w:t xml:space="preserve">[10] dias úteis</w:t>
+              <w:spacing w:after="40" w:before="40"/>
+              <w:jc w:val="left"/>
+            </w:pPr>
+            <w:r>
+              <w:rPr>
+                <w:sz w:val="19"/>
+                <w:highlight w:val="yellow"/>
+              </w:rPr>
+              <w:t xml:space="preserve">[1]</w:t>
+            </w:r>
+            <w:r>
+              <w:rPr>
+                <w:sz w:val="19"/>
+              </w:rPr>
+              <w:t xml:space="preserve"> dia útil</w:t>
+            </w:r>
+          </w:p>
+        </w:tc>
+        <w:tc>
+          <w:tcPr/>
+          <w:p>
+            <w:pPr>
+              <w:pStyle w:val="Compact"/>
+              <w:spacing w:after="40" w:before="40"/>
+              <w:jc w:val="left"/>
+            </w:pPr>
+            <w:r>
+              <w:rPr>
+                <w:sz w:val="19"/>
+                <w:highlight w:val="yellow"/>
+              </w:rPr>
+              <w:t xml:space="preserve">[10]</w:t>
+            </w:r>
+            <w:r>
+              <w:rPr>
+                <w:sz w:val="19"/>
+              </w:rPr>
+              <w:t xml:space="preserve"> dias úteis</w:t>
             </w:r>
           </w:p>
         </w:tc>
@@ -4578,12 +5216,14 @@
           <w:p>
             <w:pPr>
               <w:pStyle w:val="Compact"/>
+              <w:spacing w:after="40" w:before="40"/>
               <w:jc w:val="left"/>
             </w:pPr>
             <w:r>
               <w:rPr>
                 <w:bCs/>
                 <w:b/>
+                <w:sz w:val="19"/>
               </w:rPr>
               <w:t xml:space="preserve">Baixa</w:t>
             </w:r>
@@ -4594,9 +5234,13 @@
           <w:p>
             <w:pPr>
               <w:pStyle w:val="Compact"/>
-              <w:jc w:val="left"/>
-            </w:pPr>
-            <w:r>
+              <w:spacing w:after="40" w:before="40"/>
+              <w:jc w:val="left"/>
+            </w:pPr>
+            <w:r>
+              <w:rPr>
+                <w:sz w:val="19"/>
+              </w:rPr>
               <w:t xml:space="preserve">Dúvidas, ajustes visuais, sugestões</w:t>
             </w:r>
           </w:p>
@@ -4606,21 +5250,36 @@
           <w:p>
             <w:pPr>
               <w:pStyle w:val="Compact"/>
-              <w:jc w:val="left"/>
-            </w:pPr>
-            <w:r>
-              <w:t xml:space="preserve">[2] dias úteis</w:t>
-            </w:r>
-          </w:p>
-        </w:tc>
-        <w:tc>
-          <w:tcPr/>
-          <w:p>
-            <w:pPr>
-              <w:pStyle w:val="Compact"/>
-              <w:jc w:val="left"/>
-            </w:pPr>
-            <w:r>
+              <w:spacing w:after="40" w:before="40"/>
+              <w:jc w:val="left"/>
+            </w:pPr>
+            <w:r>
+              <w:rPr>
+                <w:sz w:val="19"/>
+                <w:highlight w:val="yellow"/>
+              </w:rPr>
+              <w:t xml:space="preserve">[2]</w:t>
+            </w:r>
+            <w:r>
+              <w:rPr>
+                <w:sz w:val="19"/>
+              </w:rPr>
+              <w:t xml:space="preserve"> dias úteis</w:t>
+            </w:r>
+          </w:p>
+        </w:tc>
+        <w:tc>
+          <w:tcPr/>
+          <w:p>
+            <w:pPr>
+              <w:pStyle w:val="Compact"/>
+              <w:spacing w:after="40" w:before="40"/>
+              <w:jc w:val="left"/>
+            </w:pPr>
+            <w:r>
+              <w:rPr>
+                <w:sz w:val="19"/>
+              </w:rPr>
               <w:t xml:space="preserve">Próximas versões, a critério da CONTRATADA</w:t>
             </w:r>
           </w:p>
@@ -4669,20 +5328,6 @@
       </w:r>
       <w:r>
         <w:t xml:space="preserve">ou funcionalidades substancialmente novas poderão ser oferecidos à parte.</w:t>
-      </w:r>
-    </w:p>
-    <w:p>
-      <w:r>
-        <w:pict>
-          <v:rect style="width:0;height:1.5pt" o:hralign="center" o:hrstd="t" o:hr="t"/>
-        </w:pict>
-      </w:r>
-    </w:p>
-    <w:p>
-      <w:r>
-        <w:pict>
-          <v:rect style="width:0;height:1.5pt" o:hralign="center" o:hrstd="t" o:hr="t"/>
-        </w:pict>
       </w:r>
     </w:p>
     <w:bookmarkEnd w:id="44"/>
@@ -4691,6 +5336,11 @@
     <w:p>
       <w:pPr>
         <w:pStyle w:val="Heading1"/>
+        <w:jc w:val="center"/>
+        <w:pageBreakBefore/>
+        <w:pBdr>
+          <w:bottom w:val="single" w:sz="8" w:space="0" w:color="1F3A5F"/>
+        </w:pBdr>
       </w:pPr>
       <w:r>
         <w:t xml:space="preserve">ANEXO II - ACORDO DE TRATAMENTO DE DADOS PESSOAIS (LGPD)</w:t>
@@ -4766,7 +5416,22 @@
         <w:t xml:space="preserve"> </w:t>
       </w:r>
       <w:r>
-        <w:t xml:space="preserve">[NOME] - [E-MAIL].</w:t>
+        <w:rPr>
+          <w:highlight w:val="yellow"/>
+        </w:rPr>
+        <w:t xml:space="preserve">[NOME]</w:t>
+      </w:r>
+      <w:r>
+        <w:t xml:space="preserve"> - </w:t>
+      </w:r>
+      <w:r>
+        <w:rPr>
+          <w:highlight w:val="yellow"/>
+        </w:rPr>
+        <w:t xml:space="preserve">[E-MAIL]</w:t>
+      </w:r>
+      <w:r>
+        <w:t xml:space="preserve">.</w:t>
       </w:r>
       <w:r>
         <w:t xml:space="preserve"> </w:t>
@@ -4782,7 +5447,22 @@
         <w:t xml:space="preserve"> </w:t>
       </w:r>
       <w:r>
-        <w:t xml:space="preserve">[NOME] - [E-MAIL].</w:t>
+        <w:rPr>
+          <w:highlight w:val="yellow"/>
+        </w:rPr>
+        <w:t xml:space="preserve">[NOME]</w:t>
+      </w:r>
+      <w:r>
+        <w:t xml:space="preserve"> - </w:t>
+      </w:r>
+      <w:r>
+        <w:rPr>
+          <w:highlight w:val="yellow"/>
+        </w:rPr>
+        <w:t xml:space="preserve">[E-MAIL]</w:t>
+      </w:r>
+      <w:r>
+        <w:t xml:space="preserve">.</w:t>
       </w:r>
     </w:p>
     <w:bookmarkEnd w:id="46"/>
@@ -4798,9 +5478,17 @@
     <w:tbl>
       <w:tblPr>
         <w:tblStyle w:val="Table"/>
-        <w:tblW w:type="auto" w:w="0"/>
+        <w:jc w:val="center"/>
         <w:tblLook w:firstRow="1" w:lastRow="0" w:firstColumn="0" w:lastColumn="0" w:noHBand="0" w:noVBand="0" w:val="0020"/>
-        <w:jc w:val="start"/>
+        <w:tblBorders>
+          <w:top w:val="single" w:sz="4" w:space="0" w:color="A6A6A6"/>
+          <w:left w:val="single" w:sz="4" w:space="0" w:color="A6A6A6"/>
+          <w:bottom w:val="single" w:sz="4" w:space="0" w:color="A6A6A6"/>
+          <w:right w:val="single" w:sz="4" w:space="0" w:color="A6A6A6"/>
+          <w:insideH w:val="single" w:sz="4" w:space="0" w:color="A6A6A6"/>
+          <w:insideV w:val="single" w:sz="4" w:space="0" w:color="A6A6A6"/>
+        </w:tblBorders>
+        <w:tblW w:w="5000" w:type="pct"/>
       </w:tblPr>
       <w:tblGrid>
         <w:gridCol w:w="3960"/>
@@ -4811,25 +5499,41 @@
           <w:tblHeader w:val="true"/>
         </w:trPr>
         <w:tc>
-          <w:tcPr/>
-          <w:p>
-            <w:pPr>
-              <w:pStyle w:val="Compact"/>
-              <w:jc w:val="left"/>
-            </w:pPr>
-            <w:r>
+          <w:tcPr>
+            <w:shd w:val="clear" w:color="auto" w:fill="1F3A5F"/>
+          </w:tcPr>
+          <w:p>
+            <w:pPr>
+              <w:pStyle w:val="Compact"/>
+              <w:spacing w:after="40" w:before="40"/>
+              <w:jc w:val="left"/>
+            </w:pPr>
+            <w:r>
+              <w:rPr>
+                <w:b/>
+                <w:color w:val="FFFFFF"/>
+                <w:sz w:val="19"/>
+              </w:rPr>
               <w:t xml:space="preserve">Item</w:t>
             </w:r>
           </w:p>
         </w:tc>
         <w:tc>
-          <w:tcPr/>
-          <w:p>
-            <w:pPr>
-              <w:pStyle w:val="Compact"/>
-              <w:jc w:val="left"/>
-            </w:pPr>
-            <w:r>
+          <w:tcPr>
+            <w:shd w:val="clear" w:color="auto" w:fill="1F3A5F"/>
+          </w:tcPr>
+          <w:p>
+            <w:pPr>
+              <w:pStyle w:val="Compact"/>
+              <w:spacing w:after="40" w:before="40"/>
+              <w:jc w:val="left"/>
+            </w:pPr>
+            <w:r>
+              <w:rPr>
+                <w:b/>
+                <w:color w:val="FFFFFF"/>
+                <w:sz w:val="19"/>
+              </w:rPr>
               <w:t xml:space="preserve">Descrição</w:t>
             </w:r>
           </w:p>
@@ -4841,12 +5545,14 @@
           <w:p>
             <w:pPr>
               <w:pStyle w:val="Compact"/>
+              <w:spacing w:after="40" w:before="40"/>
               <w:jc w:val="left"/>
             </w:pPr>
             <w:r>
               <w:rPr>
                 <w:bCs/>
                 <w:b/>
+                <w:sz w:val="19"/>
               </w:rPr>
               <w:t xml:space="preserve">Finalidade</w:t>
             </w:r>
@@ -4857,9 +5563,13 @@
           <w:p>
             <w:pPr>
               <w:pStyle w:val="Compact"/>
-              <w:jc w:val="left"/>
-            </w:pPr>
-            <w:r>
+              <w:spacing w:after="40" w:before="40"/>
+              <w:jc w:val="left"/>
+            </w:pPr>
+            <w:r>
+              <w:rPr>
+                <w:sz w:val="19"/>
+              </w:rPr>
               <w:t xml:space="preserve">Execução do processo admissional de Candidatos da CONTRATANTE e gestão dos acessos dos Usuários Autorizados</w:t>
             </w:r>
           </w:p>
@@ -4871,12 +5581,14 @@
           <w:p>
             <w:pPr>
               <w:pStyle w:val="Compact"/>
+              <w:spacing w:after="40" w:before="40"/>
               <w:jc w:val="left"/>
             </w:pPr>
             <w:r>
               <w:rPr>
                 <w:bCs/>
                 <w:b/>
+                <w:sz w:val="19"/>
               </w:rPr>
               <w:t xml:space="preserve">Titulares</w:t>
             </w:r>
@@ -4887,9 +5599,13 @@
           <w:p>
             <w:pPr>
               <w:pStyle w:val="Compact"/>
-              <w:jc w:val="left"/>
-            </w:pPr>
-            <w:r>
+              <w:spacing w:after="40" w:before="40"/>
+              <w:jc w:val="left"/>
+            </w:pPr>
+            <w:r>
+              <w:rPr>
+                <w:sz w:val="19"/>
+              </w:rPr>
               <w:t xml:space="preserve">Candidatos; Usuários Autorizados da CONTRATANTE</w:t>
             </w:r>
           </w:p>
@@ -4901,12 +5617,14 @@
           <w:p>
             <w:pPr>
               <w:pStyle w:val="Compact"/>
+              <w:spacing w:after="40" w:before="40"/>
               <w:jc w:val="left"/>
             </w:pPr>
             <w:r>
               <w:rPr>
                 <w:bCs/>
                 <w:b/>
+                <w:sz w:val="19"/>
               </w:rPr>
               <w:t xml:space="preserve">Dados pessoais</w:t>
             </w:r>
@@ -4917,9 +5635,13 @@
           <w:p>
             <w:pPr>
               <w:pStyle w:val="Compact"/>
-              <w:jc w:val="left"/>
-            </w:pPr>
-            <w:r>
+              <w:spacing w:after="40" w:before="40"/>
+              <w:jc w:val="left"/>
+            </w:pPr>
+            <w:r>
+              <w:rPr>
+                <w:sz w:val="19"/>
+              </w:rPr>
               <w:t xml:space="preserve">Identificação (nome, CPF, data de nascimento, documentos), contato (e-mail, telefone, endereço), dados profissionais e da contratação, documentos enviados em PDF, mensagens do chat, registros de acesso e auditoria (IP, data e hora)</w:t>
             </w:r>
           </w:p>
@@ -4931,12 +5653,14 @@
           <w:p>
             <w:pPr>
               <w:pStyle w:val="Compact"/>
+              <w:spacing w:after="40" w:before="40"/>
               <w:jc w:val="left"/>
             </w:pPr>
             <w:r>
               <w:rPr>
                 <w:bCs/>
                 <w:b/>
+                <w:sz w:val="19"/>
               </w:rPr>
               <w:t xml:space="preserve">Dados sensíveis</w:t>
             </w:r>
@@ -4947,9 +5671,13 @@
           <w:p>
             <w:pPr>
               <w:pStyle w:val="Compact"/>
-              <w:jc w:val="left"/>
-            </w:pPr>
-            <w:r>
+              <w:spacing w:after="40" w:before="40"/>
+              <w:jc w:val="left"/>
+            </w:pPr>
+            <w:r>
+              <w:rPr>
+                <w:sz w:val="19"/>
+              </w:rPr>
               <w:t xml:space="preserve">Podem ocorrer, conforme os documentos exigidos pela CONTRATANTE (ex.: atestado de saúde ocupacional, raça/cor, dados de dependentes menores). A CONTRATANTE é responsável por exigir apenas o necessário e pela respectiva base legal</w:t>
             </w:r>
           </w:p>
@@ -4961,12 +5689,14 @@
           <w:p>
             <w:pPr>
               <w:pStyle w:val="Compact"/>
+              <w:spacing w:after="40" w:before="40"/>
               <w:jc w:val="left"/>
             </w:pPr>
             <w:r>
               <w:rPr>
                 <w:bCs/>
                 <w:b/>
+                <w:sz w:val="19"/>
               </w:rPr>
               <w:t xml:space="preserve">Operações</w:t>
             </w:r>
@@ -4977,9 +5707,13 @@
           <w:p>
             <w:pPr>
               <w:pStyle w:val="Compact"/>
-              <w:jc w:val="left"/>
-            </w:pPr>
-            <w:r>
+              <w:spacing w:after="40" w:before="40"/>
+              <w:jc w:val="left"/>
+            </w:pPr>
+            <w:r>
+              <w:rPr>
+                <w:sz w:val="19"/>
+              </w:rPr>
               <w:t xml:space="preserve">Coleta, recepção, armazenamento, consulta, exibição, exportação, transmissão aos Usuários Autorizados e eliminação</w:t>
             </w:r>
           </w:p>
@@ -4991,12 +5725,14 @@
           <w:p>
             <w:pPr>
               <w:pStyle w:val="Compact"/>
+              <w:spacing w:after="40" w:before="40"/>
               <w:jc w:val="left"/>
             </w:pPr>
             <w:r>
               <w:rPr>
                 <w:bCs/>
                 <w:b/>
+                <w:sz w:val="19"/>
               </w:rPr>
               <w:t xml:space="preserve">Duração</w:t>
             </w:r>
@@ -5007,9 +5743,13 @@
           <w:p>
             <w:pPr>
               <w:pStyle w:val="Compact"/>
-              <w:jc w:val="left"/>
-            </w:pPr>
-            <w:r>
+              <w:spacing w:after="40" w:before="40"/>
+              <w:jc w:val="left"/>
+            </w:pPr>
+            <w:r>
+              <w:rPr>
+                <w:sz w:val="19"/>
+              </w:rPr>
               <w:t xml:space="preserve">Vigência do Contrato, mais os prazos da cláusula 13</w:t>
             </w:r>
           </w:p>
@@ -5021,12 +5761,14 @@
           <w:p>
             <w:pPr>
               <w:pStyle w:val="Compact"/>
+              <w:spacing w:after="40" w:before="40"/>
               <w:jc w:val="left"/>
             </w:pPr>
             <w:r>
               <w:rPr>
                 <w:bCs/>
                 <w:b/>
+                <w:sz w:val="19"/>
               </w:rPr>
               <w:t xml:space="preserve">Local</w:t>
             </w:r>
@@ -5037,10 +5779,27 @@
           <w:p>
             <w:pPr>
               <w:pStyle w:val="Compact"/>
-              <w:jc w:val="left"/>
-            </w:pPr>
-            <w:r>
-              <w:t xml:space="preserve">( ) Nuvem: provedores listados no item 5, região [__________] · ( ) Instalação Local: infraestrutura da CONTRATANTE</w:t>
+              <w:spacing w:after="40" w:before="40"/>
+              <w:jc w:val="left"/>
+            </w:pPr>
+            <w:r>
+              <w:rPr>
+                <w:sz w:val="19"/>
+              </w:rPr>
+              <w:t xml:space="preserve">☐ Nuvem: provedores listados no item 5, região </w:t>
+            </w:r>
+            <w:r>
+              <w:rPr>
+                <w:sz w:val="19"/>
+                <w:highlight w:val="yellow"/>
+              </w:rPr>
+              <w:t xml:space="preserve">[__________]</w:t>
+            </w:r>
+            <w:r>
+              <w:rPr>
+                <w:sz w:val="19"/>
+              </w:rPr>
+              <w:t xml:space="preserve"> · ☐ Instalação Local: infraestrutura da CONTRATANTE</w:t>
             </w:r>
           </w:p>
         </w:tc>
@@ -5083,9 +5842,11 @@
       <w:r>
         <w:t xml:space="preserve">funcionalidades da Plataforma, e avisá-la se considerar uma instrução ilegal;</w:t>
       </w:r>
-      <w:r>
-        <w:t xml:space="preserve"> </w:t>
-      </w:r>
+    </w:p>
+    <w:p>
+      <w:pPr>
+        <w:pStyle w:val="BodyText"/>
+      </w:pPr>
       <w:r>
         <w:t xml:space="preserve">b) não usar os dados para finalidade própria, nem vendê-los, compartilhá-los</w:t>
       </w:r>
@@ -5095,9 +5856,11 @@
       <w:r>
         <w:t xml:space="preserve">ou cedê-los, salvo aos suboperadores do item 5 ou por determinação legal;</w:t>
       </w:r>
-      <w:r>
-        <w:t xml:space="preserve"> </w:t>
-      </w:r>
+    </w:p>
+    <w:p>
+      <w:pPr>
+        <w:pStyle w:val="BodyText"/>
+      </w:pPr>
       <w:r>
         <w:t xml:space="preserve">c) garantir que seus empregados e prestadores com acesso aos dados estejam</w:t>
       </w:r>
@@ -5107,15 +5870,19 @@
       <w:r>
         <w:t xml:space="preserve">sujeitos a dever de sigilo;</w:t>
       </w:r>
-      <w:r>
-        <w:t xml:space="preserve"> </w:t>
-      </w:r>
+    </w:p>
+    <w:p>
+      <w:pPr>
+        <w:pStyle w:val="BodyText"/>
+      </w:pPr>
       <w:r>
         <w:t xml:space="preserve">d) adotar as medidas de segurança do item 4;</w:t>
       </w:r>
-      <w:r>
-        <w:t xml:space="preserve"> </w:t>
-      </w:r>
+    </w:p>
+    <w:p>
+      <w:pPr>
+        <w:pStyle w:val="BodyText"/>
+      </w:pPr>
       <w:r>
         <w:t xml:space="preserve">e) auxiliar a CONTRATANTE, na medida do possível, a atender os direitos dos</w:t>
       </w:r>
@@ -5123,7 +5890,16 @@
         <w:t xml:space="preserve"> </w:t>
       </w:r>
       <w:r>
-        <w:t xml:space="preserve">titulares (art. 18 da LGPD) e repassar-lhe, em até [5 (cinco)] dias úteis,</w:t>
+        <w:t xml:space="preserve">titulares (art. 18 da LGPD) e repassar-lhe, em até </w:t>
+      </w:r>
+      <w:r>
+        <w:rPr>
+          <w:highlight w:val="yellow"/>
+        </w:rPr>
+        <w:t xml:space="preserve">[5 (cinco)]</w:t>
+      </w:r>
+      <w:r>
+        <w:t xml:space="preserve"> dias úteis,</w:t>
       </w:r>
       <w:r>
         <w:t xml:space="preserve"> </w:t>
@@ -5131,9 +5907,11 @@
       <w:r>
         <w:t xml:space="preserve">qualquer solicitação de titular recebida diretamente;</w:t>
       </w:r>
-      <w:r>
-        <w:t xml:space="preserve"> </w:t>
-      </w:r>
+    </w:p>
+    <w:p>
+      <w:pPr>
+        <w:pStyle w:val="BodyText"/>
+      </w:pPr>
       <w:r>
         <w:t xml:space="preserve">f) auxiliar a CONTRATANTE em relatórios de impacto (art. 38 da LGPD) e em</w:t>
       </w:r>
@@ -5149,15 +5927,19 @@
       <w:r>
         <w:t xml:space="preserve">pedido;</w:t>
       </w:r>
-      <w:r>
-        <w:t xml:space="preserve"> </w:t>
-      </w:r>
+    </w:p>
+    <w:p>
+      <w:pPr>
+        <w:pStyle w:val="BodyText"/>
+      </w:pPr>
       <w:r>
         <w:t xml:space="preserve">g) eliminar ou devolver os dados ao fim do Contrato, conforme a cláusula 13;</w:t>
       </w:r>
-      <w:r>
-        <w:t xml:space="preserve"> </w:t>
-      </w:r>
+    </w:p>
+    <w:p>
+      <w:pPr>
+        <w:pStyle w:val="BodyText"/>
+      </w:pPr>
       <w:r>
         <w:t xml:space="preserve">h) manter registro das operações de tratamento que realizar (art. 37 da LGPD).</w:t>
       </w:r>
@@ -5371,9 +6153,17 @@
     <w:tbl>
       <w:tblPr>
         <w:tblStyle w:val="Table"/>
-        <w:tblW w:type="auto" w:w="0"/>
+        <w:jc w:val="center"/>
         <w:tblLook w:firstRow="1" w:lastRow="0" w:firstColumn="0" w:lastColumn="0" w:noHBand="0" w:noVBand="0" w:val="0020"/>
-        <w:jc w:val="start"/>
+        <w:tblBorders>
+          <w:top w:val="single" w:sz="4" w:space="0" w:color="A6A6A6"/>
+          <w:left w:val="single" w:sz="4" w:space="0" w:color="A6A6A6"/>
+          <w:bottom w:val="single" w:sz="4" w:space="0" w:color="A6A6A6"/>
+          <w:right w:val="single" w:sz="4" w:space="0" w:color="A6A6A6"/>
+          <w:insideH w:val="single" w:sz="4" w:space="0" w:color="A6A6A6"/>
+          <w:insideV w:val="single" w:sz="4" w:space="0" w:color="A6A6A6"/>
+        </w:tblBorders>
+        <w:tblW w:w="5000" w:type="pct"/>
       </w:tblPr>
       <w:tblGrid>
         <w:gridCol w:w="2640"/>
@@ -5385,37 +6175,61 @@
           <w:tblHeader w:val="true"/>
         </w:trPr>
         <w:tc>
-          <w:tcPr/>
-          <w:p>
-            <w:pPr>
-              <w:pStyle w:val="Compact"/>
-              <w:jc w:val="left"/>
-            </w:pPr>
-            <w:r>
+          <w:tcPr>
+            <w:shd w:val="clear" w:color="auto" w:fill="1F3A5F"/>
+          </w:tcPr>
+          <w:p>
+            <w:pPr>
+              <w:pStyle w:val="Compact"/>
+              <w:spacing w:after="40" w:before="40"/>
+              <w:jc w:val="left"/>
+            </w:pPr>
+            <w:r>
+              <w:rPr>
+                <w:b/>
+                <w:color w:val="FFFFFF"/>
+                <w:sz w:val="19"/>
+              </w:rPr>
               <w:t xml:space="preserve">Suboperador</w:t>
             </w:r>
           </w:p>
         </w:tc>
         <w:tc>
-          <w:tcPr/>
-          <w:p>
-            <w:pPr>
-              <w:pStyle w:val="Compact"/>
-              <w:jc w:val="left"/>
-            </w:pPr>
-            <w:r>
+          <w:tcPr>
+            <w:shd w:val="clear" w:color="auto" w:fill="1F3A5F"/>
+          </w:tcPr>
+          <w:p>
+            <w:pPr>
+              <w:pStyle w:val="Compact"/>
+              <w:spacing w:after="40" w:before="40"/>
+              <w:jc w:val="left"/>
+            </w:pPr>
+            <w:r>
+              <w:rPr>
+                <w:b/>
+                <w:color w:val="FFFFFF"/>
+                <w:sz w:val="19"/>
+              </w:rPr>
               <w:t xml:space="preserve">Serviço</w:t>
             </w:r>
           </w:p>
         </w:tc>
         <w:tc>
-          <w:tcPr/>
-          <w:p>
-            <w:pPr>
-              <w:pStyle w:val="Compact"/>
-              <w:jc w:val="left"/>
-            </w:pPr>
-            <w:r>
+          <w:tcPr>
+            <w:shd w:val="clear" w:color="auto" w:fill="1F3A5F"/>
+          </w:tcPr>
+          <w:p>
+            <w:pPr>
+              <w:pStyle w:val="Compact"/>
+              <w:spacing w:after="40" w:before="40"/>
+              <w:jc w:val="left"/>
+            </w:pPr>
+            <w:r>
+              <w:rPr>
+                <w:b/>
+                <w:color w:val="FFFFFF"/>
+                <w:sz w:val="19"/>
+              </w:rPr>
               <w:t xml:space="preserve">Localização dos dados</w:t>
             </w:r>
           </w:p>
@@ -5427,9 +6241,14 @@
           <w:p>
             <w:pPr>
               <w:pStyle w:val="Compact"/>
-              <w:jc w:val="left"/>
-            </w:pPr>
-            <w:r>
+              <w:spacing w:after="40" w:before="40"/>
+              <w:jc w:val="left"/>
+            </w:pPr>
+            <w:r>
+              <w:rPr>
+                <w:sz w:val="19"/>
+                <w:highlight w:val="yellow"/>
+              </w:rPr>
               <w:t xml:space="preserve">[Supabase Inc.]</w:t>
             </w:r>
           </w:p>
@@ -5439,9 +6258,13 @@
           <w:p>
             <w:pPr>
               <w:pStyle w:val="Compact"/>
-              <w:jc w:val="left"/>
-            </w:pPr>
-            <w:r>
+              <w:spacing w:after="40" w:before="40"/>
+              <w:jc w:val="left"/>
+            </w:pPr>
+            <w:r>
+              <w:rPr>
+                <w:sz w:val="19"/>
+              </w:rPr>
               <w:t xml:space="preserve">Banco de dados e armazenamento de arquivos</w:t>
             </w:r>
           </w:p>
@@ -5451,9 +6274,14 @@
           <w:p>
             <w:pPr>
               <w:pStyle w:val="Compact"/>
-              <w:jc w:val="left"/>
-            </w:pPr>
-            <w:r>
+              <w:spacing w:after="40" w:before="40"/>
+              <w:jc w:val="left"/>
+            </w:pPr>
+            <w:r>
+              <w:rPr>
+                <w:sz w:val="19"/>
+                <w:highlight w:val="yellow"/>
+              </w:rPr>
               <w:t xml:space="preserve">[REGIÃO]</w:t>
             </w:r>
           </w:p>
@@ -5465,9 +6293,14 @@
           <w:p>
             <w:pPr>
               <w:pStyle w:val="Compact"/>
-              <w:jc w:val="left"/>
-            </w:pPr>
-            <w:r>
+              <w:spacing w:after="40" w:before="40"/>
+              <w:jc w:val="left"/>
+            </w:pPr>
+            <w:r>
+              <w:rPr>
+                <w:sz w:val="19"/>
+                <w:highlight w:val="yellow"/>
+              </w:rPr>
               <w:t xml:space="preserve">[Vercel Inc.]</w:t>
             </w:r>
           </w:p>
@@ -5477,9 +6310,13 @@
           <w:p>
             <w:pPr>
               <w:pStyle w:val="Compact"/>
-              <w:jc w:val="left"/>
-            </w:pPr>
-            <w:r>
+              <w:spacing w:after="40" w:before="40"/>
+              <w:jc w:val="left"/>
+            </w:pPr>
+            <w:r>
+              <w:rPr>
+                <w:sz w:val="19"/>
+              </w:rPr>
               <w:t xml:space="preserve">Hospedagem da aplicação</w:t>
             </w:r>
           </w:p>
@@ -5489,9 +6326,14 @@
           <w:p>
             <w:pPr>
               <w:pStyle w:val="Compact"/>
-              <w:jc w:val="left"/>
-            </w:pPr>
-            <w:r>
+              <w:spacing w:after="40" w:before="40"/>
+              <w:jc w:val="left"/>
+            </w:pPr>
+            <w:r>
+              <w:rPr>
+                <w:sz w:val="19"/>
+                <w:highlight w:val="yellow"/>
+              </w:rPr>
               <w:t xml:space="preserve">[REGIÃO]</w:t>
             </w:r>
           </w:p>
@@ -5503,9 +6345,14 @@
           <w:p>
             <w:pPr>
               <w:pStyle w:val="Compact"/>
-              <w:jc w:val="left"/>
-            </w:pPr>
-            <w:r>
+              <w:spacing w:after="40" w:before="40"/>
+              <w:jc w:val="left"/>
+            </w:pPr>
+            <w:r>
+              <w:rPr>
+                <w:sz w:val="19"/>
+                <w:highlight w:val="yellow"/>
+              </w:rPr>
               <w:t xml:space="preserve">[PROVEDOR DE E-MAIL]</w:t>
             </w:r>
           </w:p>
@@ -5515,9 +6362,13 @@
           <w:p>
             <w:pPr>
               <w:pStyle w:val="Compact"/>
-              <w:jc w:val="left"/>
-            </w:pPr>
-            <w:r>
+              <w:spacing w:after="40" w:before="40"/>
+              <w:jc w:val="left"/>
+            </w:pPr>
+            <w:r>
+              <w:rPr>
+                <w:sz w:val="19"/>
+              </w:rPr>
               <w:t xml:space="preserve">Envio de e-mails transacionais</w:t>
             </w:r>
           </w:p>
@@ -5527,9 +6378,14 @@
           <w:p>
             <w:pPr>
               <w:pStyle w:val="Compact"/>
-              <w:jc w:val="left"/>
-            </w:pPr>
-            <w:r>
+              <w:spacing w:after="40" w:before="40"/>
+              <w:jc w:val="left"/>
+            </w:pPr>
+            <w:r>
+              <w:rPr>
+                <w:sz w:val="19"/>
+                <w:highlight w:val="yellow"/>
+              </w:rPr>
               <w:t xml:space="preserve">[REGIÃO]</w:t>
             </w:r>
           </w:p>
@@ -5541,9 +6397,14 @@
           <w:p>
             <w:pPr>
               <w:pStyle w:val="Compact"/>
-              <w:jc w:val="left"/>
-            </w:pPr>
-            <w:r>
+              <w:spacing w:after="40" w:before="40"/>
+              <w:jc w:val="left"/>
+            </w:pPr>
+            <w:r>
+              <w:rPr>
+                <w:sz w:val="19"/>
+                <w:highlight w:val="yellow"/>
+              </w:rPr>
               <w:t xml:space="preserve">[Google LLC]</w:t>
             </w:r>
           </w:p>
@@ -5553,9 +6414,13 @@
           <w:p>
             <w:pPr>
               <w:pStyle w:val="Compact"/>
-              <w:jc w:val="left"/>
-            </w:pPr>
-            <w:r>
+              <w:spacing w:after="40" w:before="40"/>
+              <w:jc w:val="left"/>
+            </w:pPr>
+            <w:r>
+              <w:rPr>
+                <w:sz w:val="19"/>
+              </w:rPr>
               <w:t xml:space="preserve">Login com conta Google (opcional, apenas se o titular optar)</w:t>
             </w:r>
           </w:p>
@@ -5565,9 +6430,14 @@
           <w:p>
             <w:pPr>
               <w:pStyle w:val="Compact"/>
-              <w:jc w:val="left"/>
-            </w:pPr>
-            <w:r>
+              <w:spacing w:after="40" w:before="40"/>
+              <w:jc w:val="left"/>
+            </w:pPr>
+            <w:r>
+              <w:rPr>
+                <w:sz w:val="19"/>
+                <w:highlight w:val="yellow"/>
+              </w:rPr>
               <w:t xml:space="preserve">[EUA]</w:t>
             </w:r>
           </w:p>
@@ -5579,9 +6449,14 @@
           <w:p>
             <w:pPr>
               <w:pStyle w:val="Compact"/>
-              <w:jc w:val="left"/>
-            </w:pPr>
-            <w:r>
+              <w:spacing w:after="40" w:before="40"/>
+              <w:jc w:val="left"/>
+            </w:pPr>
+            <w:r>
+              <w:rPr>
+                <w:sz w:val="19"/>
+                <w:highlight w:val="yellow"/>
+              </w:rPr>
               <w:t xml:space="preserve">[Outros]</w:t>
             </w:r>
           </w:p>
@@ -5591,9 +6466,14 @@
           <w:p>
             <w:pPr>
               <w:pStyle w:val="Compact"/>
-              <w:jc w:val="left"/>
-            </w:pPr>
-            <w:r>
+              <w:spacing w:after="40" w:before="40"/>
+              <w:jc w:val="left"/>
+            </w:pPr>
+            <w:r>
+              <w:rPr>
+                <w:sz w:val="19"/>
+                <w:highlight w:val="yellow"/>
+              </w:rPr>
               <w:t xml:space="preserve">[__________]</w:t>
             </w:r>
           </w:p>
@@ -5603,9 +6483,14 @@
           <w:p>
             <w:pPr>
               <w:pStyle w:val="Compact"/>
-              <w:jc w:val="left"/>
-            </w:pPr>
-            <w:r>
+              <w:spacing w:after="40" w:before="40"/>
+              <w:jc w:val="left"/>
+            </w:pPr>
+            <w:r>
+              <w:rPr>
+                <w:sz w:val="19"/>
+                <w:highlight w:val="yellow"/>
+              </w:rPr>
               <w:t xml:space="preserve">[__________]</w:t>
             </w:r>
           </w:p>
@@ -5680,8 +6565,16 @@
         <w:rPr>
           <w:bCs/>
           <w:b/>
-        </w:rPr>
-        <w:t xml:space="preserve">[30 (trinta)] dias</w:t>
+          <w:highlight w:val="yellow"/>
+        </w:rPr>
+        <w:t xml:space="preserve">[30 (trinta)]</w:t>
+      </w:r>
+      <w:r>
+        <w:rPr>
+          <w:bCs/>
+          <w:b/>
+        </w:rPr>
+        <w:t xml:space="preserve"> dias</w:t>
       </w:r>
       <w:r>
         <w:t xml:space="preserve"> </w:t>
@@ -5788,8 +6681,16 @@
         <w:rPr>
           <w:bCs/>
           <w:b/>
-        </w:rPr>
-        <w:t xml:space="preserve">[48 (quarenta e oito)] horas</w:t>
+          <w:highlight w:val="yellow"/>
+        </w:rPr>
+        <w:t xml:space="preserve">[48 (quarenta e oito)]</w:t>
+      </w:r>
+      <w:r>
+        <w:rPr>
+          <w:bCs/>
+          <w:b/>
+        </w:rPr>
+        <w:t xml:space="preserve"> horas</w:t>
       </w:r>
       <w:r>
         <w:t xml:space="preserve"> </w:t>
@@ -5854,14 +6755,31 @@
         <w:rPr>
           <w:bCs/>
           <w:b/>
-        </w:rPr>
-        <w:t xml:space="preserve">[1 (uma)] vez por ano</w:t>
-      </w:r>
-      <w:r>
-        <w:t xml:space="preserve"> </w:t>
-      </w:r>
-      <w:r>
-        <w:t xml:space="preserve">e com [15 (quinze)] dias</w:t>
+          <w:highlight w:val="yellow"/>
+        </w:rPr>
+        <w:t xml:space="preserve">[1 (uma)]</w:t>
+      </w:r>
+      <w:r>
+        <w:rPr>
+          <w:bCs/>
+          <w:b/>
+        </w:rPr>
+        <w:t xml:space="preserve"> vez por ano</w:t>
+      </w:r>
+      <w:r>
+        <w:t xml:space="preserve"> </w:t>
+      </w:r>
+      <w:r>
+        <w:t xml:space="preserve">e com </w:t>
+      </w:r>
+      <w:r>
+        <w:rPr>
+          <w:highlight w:val="yellow"/>
+        </w:rPr>
+        <w:t xml:space="preserve">[15 (quinze)]</w:t>
+      </w:r>
+      <w:r>
+        <w:t xml:space="preserve"> dias</w:t>
       </w:r>
       <w:r>
         <w:t xml:space="preserve"> </w:t>
@@ -5913,9 +6831,11 @@
       <w:r>
         <w:t xml:space="preserve">coletar na Plataforma;</w:t>
       </w:r>
-      <w:r>
-        <w:t xml:space="preserve"> </w:t>
-      </w:r>
+    </w:p>
+    <w:p>
+      <w:pPr>
+        <w:pStyle w:val="BodyText"/>
+      </w:pPr>
       <w:r>
         <w:t xml:space="preserve">b) informa os titulares sobre o tratamento, inclusive pelos textos de</w:t>
       </w:r>
@@ -5925,9 +6845,11 @@
       <w:r>
         <w:t xml:space="preserve">privacidade exibidos na Plataforma com sua marca;</w:t>
       </w:r>
-      <w:r>
-        <w:t xml:space="preserve"> </w:t>
-      </w:r>
+    </w:p>
+    <w:p>
+      <w:pPr>
+        <w:pStyle w:val="BodyText"/>
+      </w:pPr>
       <w:r>
         <w:t xml:space="preserve">c) define e cumpre os prazos de guarda dos dados admissionais exigidos pela</w:t>
       </w:r>
@@ -5937,25 +6859,13 @@
       <w:r>
         <w:t xml:space="preserve">legislação trabalhista, previdenciária e fiscal;</w:t>
       </w:r>
-      <w:r>
-        <w:t xml:space="preserve"> </w:t>
-      </w:r>
+    </w:p>
+    <w:p>
+      <w:pPr>
+        <w:pStyle w:val="BodyText"/>
+      </w:pPr>
       <w:r>
         <w:t xml:space="preserve">d) atende às solicitações dos titulares e às determinações da ANPD.</w:t>
-      </w:r>
-    </w:p>
-    <w:p>
-      <w:r>
-        <w:pict>
-          <v:rect style="width:0;height:1.5pt" o:hralign="center" o:hrstd="t" o:hr="t"/>
-        </w:pict>
-      </w:r>
-    </w:p>
-    <w:p>
-      <w:r>
-        <w:pict>
-          <v:rect style="width:0;height:1.5pt" o:hralign="center" o:hrstd="t" o:hr="t"/>
-        </w:pict>
       </w:r>
     </w:p>
     <w:bookmarkEnd w:id="54"/>
@@ -5964,6 +6874,11 @@
     <w:p>
       <w:pPr>
         <w:pStyle w:val="Heading1"/>
+        <w:jc w:val="center"/>
+        <w:pageBreakBefore/>
+        <w:pBdr>
+          <w:bottom w:val="single" w:sz="8" w:space="0" w:color="1F3A5F"/>
+        </w:pBdr>
       </w:pPr>
       <w:r>
         <w:t xml:space="preserve">ANEXO III - PROPOSTA COMERCIAL</w:t>
@@ -5972,9 +6887,17 @@
     <w:tbl>
       <w:tblPr>
         <w:tblStyle w:val="Table"/>
-        <w:tblW w:type="auto" w:w="0"/>
+        <w:jc w:val="center"/>
         <w:tblLook w:firstRow="1" w:lastRow="0" w:firstColumn="0" w:lastColumn="0" w:noHBand="0" w:noVBand="0" w:val="0020"/>
-        <w:jc w:val="start"/>
+        <w:tblBorders>
+          <w:top w:val="single" w:sz="4" w:space="0" w:color="A6A6A6"/>
+          <w:left w:val="single" w:sz="4" w:space="0" w:color="A6A6A6"/>
+          <w:bottom w:val="single" w:sz="4" w:space="0" w:color="A6A6A6"/>
+          <w:right w:val="single" w:sz="4" w:space="0" w:color="A6A6A6"/>
+          <w:insideH w:val="single" w:sz="4" w:space="0" w:color="A6A6A6"/>
+          <w:insideV w:val="single" w:sz="4" w:space="0" w:color="A6A6A6"/>
+        </w:tblBorders>
+        <w:tblW w:w="5000" w:type="pct"/>
       </w:tblPr>
       <w:tblGrid>
         <w:gridCol w:w="3960"/>
@@ -5985,25 +6908,41 @@
           <w:tblHeader w:val="true"/>
         </w:trPr>
         <w:tc>
-          <w:tcPr/>
-          <w:p>
-            <w:pPr>
-              <w:pStyle w:val="Compact"/>
-              <w:jc w:val="left"/>
-            </w:pPr>
-            <w:r>
+          <w:tcPr>
+            <w:shd w:val="clear" w:color="auto" w:fill="1F3A5F"/>
+          </w:tcPr>
+          <w:p>
+            <w:pPr>
+              <w:pStyle w:val="Compact"/>
+              <w:spacing w:after="40" w:before="40"/>
+              <w:jc w:val="left"/>
+            </w:pPr>
+            <w:r>
+              <w:rPr>
+                <w:b/>
+                <w:color w:val="FFFFFF"/>
+                <w:sz w:val="19"/>
+              </w:rPr>
               <w:t xml:space="preserve">Item</w:t>
             </w:r>
           </w:p>
         </w:tc>
         <w:tc>
-          <w:tcPr/>
-          <w:p>
-            <w:pPr>
-              <w:pStyle w:val="Compact"/>
-              <w:jc w:val="left"/>
-            </w:pPr>
-            <w:r>
+          <w:tcPr>
+            <w:shd w:val="clear" w:color="auto" w:fill="1F3A5F"/>
+          </w:tcPr>
+          <w:p>
+            <w:pPr>
+              <w:pStyle w:val="Compact"/>
+              <w:spacing w:after="40" w:before="40"/>
+              <w:jc w:val="left"/>
+            </w:pPr>
+            <w:r>
+              <w:rPr>
+                <w:b/>
+                <w:color w:val="FFFFFF"/>
+                <w:sz w:val="19"/>
+              </w:rPr>
               <w:t xml:space="preserve">Condição</w:t>
             </w:r>
           </w:p>
@@ -6015,12 +6954,14 @@
           <w:p>
             <w:pPr>
               <w:pStyle w:val="Compact"/>
+              <w:spacing w:after="40" w:before="40"/>
               <w:jc w:val="left"/>
             </w:pPr>
             <w:r>
               <w:rPr>
                 <w:bCs/>
                 <w:b/>
+                <w:sz w:val="19"/>
               </w:rPr>
               <w:t xml:space="preserve">Modalidade</w:t>
             </w:r>
@@ -6031,10 +6972,14 @@
           <w:p>
             <w:pPr>
               <w:pStyle w:val="Compact"/>
-              <w:jc w:val="left"/>
-            </w:pPr>
-            <w:r>
-              <w:t xml:space="preserve">( ) Nuvem ( ) Instalação Local</w:t>
+              <w:spacing w:after="40" w:before="40"/>
+              <w:jc w:val="left"/>
+            </w:pPr>
+            <w:r>
+              <w:rPr>
+                <w:sz w:val="19"/>
+              </w:rPr>
+              <w:t xml:space="preserve">☐ Nuvem ☐ Instalação Local</w:t>
             </w:r>
           </w:p>
         </w:tc>
@@ -6045,12 +6990,14 @@
           <w:p>
             <w:pPr>
               <w:pStyle w:val="Compact"/>
+              <w:spacing w:after="40" w:before="40"/>
               <w:jc w:val="left"/>
             </w:pPr>
             <w:r>
               <w:rPr>
                 <w:bCs/>
                 <w:b/>
+                <w:sz w:val="19"/>
               </w:rPr>
               <w:t xml:space="preserve">Plano</w:t>
             </w:r>
@@ -6061,9 +7008,14 @@
           <w:p>
             <w:pPr>
               <w:pStyle w:val="Compact"/>
-              <w:jc w:val="left"/>
-            </w:pPr>
-            <w:r>
+              <w:spacing w:after="40" w:before="40"/>
+              <w:jc w:val="left"/>
+            </w:pPr>
+            <w:r>
+              <w:rPr>
+                <w:sz w:val="19"/>
+                <w:highlight w:val="yellow"/>
+              </w:rPr>
               <w:t xml:space="preserve">[NOME DO PLANO]</w:t>
             </w:r>
           </w:p>
@@ -6075,12 +7027,14 @@
           <w:p>
             <w:pPr>
               <w:pStyle w:val="Compact"/>
+              <w:spacing w:after="40" w:before="40"/>
               <w:jc w:val="left"/>
             </w:pPr>
             <w:r>
               <w:rPr>
                 <w:bCs/>
                 <w:b/>
+                <w:sz w:val="19"/>
               </w:rPr>
               <w:t xml:space="preserve">Taxa de implantação</w:t>
             </w:r>
@@ -6091,20 +7045,96 @@
           <w:p>
             <w:pPr>
               <w:pStyle w:val="Compact"/>
-              <w:jc w:val="left"/>
-            </w:pPr>
-            <w:r>
-              <w:t xml:space="preserve">R$ [____</w:t>
-            </w:r>
+              <w:spacing w:after="40" w:before="40"/>
+              <w:jc w:val="left"/>
+            </w:pPr>
+            <w:r>
+              <w:rPr>
+                <w:sz w:val="19"/>
+              </w:rPr>
+              <w:t xml:space="preserve">R$ </w:t>
+            </w:r>
+            <w:r>
+              <w:rPr>
+                <w:sz w:val="19"/>
+                <w:highlight w:val="yellow"/>
+              </w:rPr>
+              <w:t xml:space="preserve">[______]</w:t>
+            </w:r>
+            <w:r>
+              <w:rPr>
+                <w:sz w:val="19"/>
+              </w:rPr>
+              <w:t xml:space="preserve"> ☐ à vista ☐ em </w:t>
+            </w:r>
+            <w:r>
+              <w:rPr>
+                <w:sz w:val="19"/>
+                <w:highlight w:val="yellow"/>
+              </w:rPr>
+              <w:t xml:space="preserve">[__]</w:t>
+            </w:r>
+            <w:r>
+              <w:rPr>
+                <w:sz w:val="19"/>
+              </w:rPr>
+              <w:t xml:space="preserve"> parcelas</w:t>
+            </w:r>
+          </w:p>
+        </w:tc>
+      </w:tr>
+      <w:tr>
+        <w:tc>
+          <w:tcPr/>
+          <w:p>
+            <w:pPr>
+              <w:pStyle w:val="Compact"/>
+              <w:spacing w:after="40" w:before="40"/>
+              <w:jc w:val="left"/>
+            </w:pPr>
             <w:r>
               <w:rPr>
                 <w:bCs/>
                 <w:b/>
-              </w:rPr>
-              <w:t xml:space="preserve">] ( ) à vista ( ) em [</w:t>
-            </w:r>
-            <w:r>
-              <w:t xml:space="preserve">] parcelas</w:t>
+                <w:sz w:val="19"/>
+              </w:rPr>
+              <w:t xml:space="preserve">Mensalidade / anuidade</w:t>
+            </w:r>
+          </w:p>
+        </w:tc>
+        <w:tc>
+          <w:tcPr/>
+          <w:p>
+            <w:pPr>
+              <w:pStyle w:val="Compact"/>
+              <w:spacing w:after="40" w:before="40"/>
+              <w:jc w:val="left"/>
+            </w:pPr>
+            <w:r>
+              <w:rPr>
+                <w:sz w:val="19"/>
+              </w:rPr>
+              <w:t xml:space="preserve">R$ </w:t>
+            </w:r>
+            <w:r>
+              <w:rPr>
+                <w:sz w:val="19"/>
+                <w:highlight w:val="yellow"/>
+              </w:rPr>
+              <w:t xml:space="preserve">[______]</w:t>
+            </w:r>
+            <w:r>
+              <w:rPr>
+                <w:sz w:val="19"/>
+              </w:rPr>
+              <w:t xml:space="preserve"> por </w:t>
+            </w:r>
+            <w:r>
+              <w:rPr>
+                <w:sz w:val="19"/>
+                <w:highlight w:val="yellow"/>
+              </w:rPr>
+              <w:t xml:space="preserve">[mês / ano]</w:t>
             </w:r>
           </w:p>
         </w:tc>
@@ -6115,26 +7145,65 @@
           <w:p>
             <w:pPr>
               <w:pStyle w:val="Compact"/>
+              <w:spacing w:after="40" w:before="40"/>
               <w:jc w:val="left"/>
             </w:pPr>
             <w:r>
               <w:rPr>
                 <w:bCs/>
                 <w:b/>
-              </w:rPr>
-              <w:t xml:space="preserve">Mensalidade / anuidade</w:t>
-            </w:r>
-          </w:p>
-        </w:tc>
-        <w:tc>
-          <w:tcPr/>
-          <w:p>
-            <w:pPr>
-              <w:pStyle w:val="Compact"/>
-              <w:jc w:val="left"/>
-            </w:pPr>
-            <w:r>
-              <w:t xml:space="preserve">R$ [______] por [mês / ano]</w:t>
+                <w:sz w:val="19"/>
+              </w:rPr>
+              <w:t xml:space="preserve">Admissões incluídas</w:t>
+            </w:r>
+          </w:p>
+        </w:tc>
+        <w:tc>
+          <w:tcPr/>
+          <w:p>
+            <w:pPr>
+              <w:pStyle w:val="Compact"/>
+              <w:spacing w:after="40" w:before="40"/>
+              <w:jc w:val="left"/>
+            </w:pPr>
+            <w:r>
+              <w:rPr>
+                <w:sz w:val="19"/>
+                <w:highlight w:val="yellow"/>
+              </w:rPr>
+              <w:t xml:space="preserve">[___]</w:t>
+            </w:r>
+            <w:r>
+              <w:rPr>
+                <w:sz w:val="19"/>
+              </w:rPr>
+              <w:t xml:space="preserve"> por </w:t>
+            </w:r>
+            <w:r>
+              <w:rPr>
+                <w:sz w:val="19"/>
+                <w:highlight w:val="yellow"/>
+              </w:rPr>
+              <w:t xml:space="preserve">[mês / ano]</w:t>
+            </w:r>
+            <w:r>
+              <w:rPr>
+                <w:sz w:val="19"/>
+              </w:rPr>
+              <w:t xml:space="preserve"> · excedente: R$ </w:t>
+            </w:r>
+            <w:r>
+              <w:rPr>
+                <w:sz w:val="19"/>
+                <w:highlight w:val="yellow"/>
+              </w:rPr>
+              <w:t xml:space="preserve">[___]</w:t>
+            </w:r>
+            <w:r>
+              <w:rPr>
+                <w:sz w:val="19"/>
+              </w:rPr>
+              <w:t xml:space="preserve"> por admissão</w:t>
             </w:r>
           </w:p>
         </w:tc>
@@ -6145,38 +7214,108 @@
           <w:p>
             <w:pPr>
               <w:pStyle w:val="Compact"/>
+              <w:spacing w:after="40" w:before="40"/>
               <w:jc w:val="left"/>
             </w:pPr>
             <w:r>
               <w:rPr>
                 <w:bCs/>
                 <w:b/>
-              </w:rPr>
-              <w:t xml:space="preserve">Admissões incluídas</w:t>
-            </w:r>
-          </w:p>
-        </w:tc>
-        <w:tc>
-          <w:tcPr/>
-          <w:p>
-            <w:pPr>
-              <w:pStyle w:val="Compact"/>
-              <w:jc w:val="left"/>
-            </w:pPr>
-            <w:r>
-              <w:t xml:space="preserve">[</w:t>
-            </w:r>
+                <w:sz w:val="19"/>
+              </w:rPr>
+              <w:t xml:space="preserve">Usuários Autorizados incluídos</w:t>
+            </w:r>
+          </w:p>
+        </w:tc>
+        <w:tc>
+          <w:tcPr/>
+          <w:p>
+            <w:pPr>
+              <w:pStyle w:val="Compact"/>
+              <w:spacing w:after="40" w:before="40"/>
+              <w:jc w:val="left"/>
+            </w:pPr>
+            <w:r>
+              <w:rPr>
+                <w:sz w:val="19"/>
+                <w:highlight w:val="yellow"/>
+              </w:rPr>
+              <w:t xml:space="preserve">[___]</w:t>
+            </w:r>
+            <w:r>
+              <w:rPr>
+                <w:sz w:val="19"/>
+              </w:rPr>
+              <w:t xml:space="preserve"> · adicional: R$ </w:t>
+            </w:r>
+            <w:r>
+              <w:rPr>
+                <w:sz w:val="19"/>
+                <w:highlight w:val="yellow"/>
+              </w:rPr>
+              <w:t xml:space="preserve">[___]</w:t>
+            </w:r>
+            <w:r>
+              <w:rPr>
+                <w:sz w:val="19"/>
+              </w:rPr>
+              <w:t xml:space="preserve"> por usuário</w:t>
+            </w:r>
+          </w:p>
+        </w:tc>
+      </w:tr>
+      <w:tr>
+        <w:tc>
+          <w:tcPr/>
+          <w:p>
+            <w:pPr>
+              <w:pStyle w:val="Compact"/>
+              <w:spacing w:after="40" w:before="40"/>
+              <w:jc w:val="left"/>
+            </w:pPr>
             <w:r>
               <w:rPr>
                 <w:bCs/>
                 <w:b/>
-                <w:iCs/>
-                <w:i/>
-              </w:rPr>
-              <w:t xml:space="preserve">] por [mês / ano] · excedente: R$ [</w:t>
-            </w:r>
-            <w:r>
-              <w:t xml:space="preserve">] por admissão</w:t>
+                <w:sz w:val="19"/>
+              </w:rPr>
+              <w:t xml:space="preserve">Armazenamento incluído</w:t>
+            </w:r>
+          </w:p>
+        </w:tc>
+        <w:tc>
+          <w:tcPr/>
+          <w:p>
+            <w:pPr>
+              <w:pStyle w:val="Compact"/>
+              <w:spacing w:after="40" w:before="40"/>
+              <w:jc w:val="left"/>
+            </w:pPr>
+            <w:r>
+              <w:rPr>
+                <w:sz w:val="19"/>
+                <w:highlight w:val="yellow"/>
+              </w:rPr>
+              <w:t xml:space="preserve">[___]</w:t>
+            </w:r>
+            <w:r>
+              <w:rPr>
+                <w:sz w:val="19"/>
+              </w:rPr>
+              <w:t xml:space="preserve"> GB · adicional: R$ </w:t>
+            </w:r>
+            <w:r>
+              <w:rPr>
+                <w:sz w:val="19"/>
+                <w:highlight w:val="yellow"/>
+              </w:rPr>
+              <w:t xml:space="preserve">[___]</w:t>
+            </w:r>
+            <w:r>
+              <w:rPr>
+                <w:sz w:val="19"/>
+              </w:rPr>
+              <w:t xml:space="preserve"> por GB</w:t>
             </w:r>
           </w:p>
         </w:tc>
@@ -6187,38 +7326,76 @@
           <w:p>
             <w:pPr>
               <w:pStyle w:val="Compact"/>
+              <w:spacing w:after="40" w:before="40"/>
               <w:jc w:val="left"/>
             </w:pPr>
             <w:r>
               <w:rPr>
                 <w:bCs/>
                 <w:b/>
-              </w:rPr>
-              <w:t xml:space="preserve">Usuários Autorizados incluídos</w:t>
-            </w:r>
-          </w:p>
-        </w:tc>
-        <w:tc>
-          <w:tcPr/>
-          <w:p>
-            <w:pPr>
-              <w:pStyle w:val="Compact"/>
-              <w:jc w:val="left"/>
-            </w:pPr>
-            <w:r>
-              <w:t xml:space="preserve">[</w:t>
-            </w:r>
+                <w:sz w:val="19"/>
+              </w:rPr>
+              <w:t xml:space="preserve">API de integração</w:t>
+            </w:r>
+          </w:p>
+        </w:tc>
+        <w:tc>
+          <w:tcPr/>
+          <w:p>
+            <w:pPr>
+              <w:pStyle w:val="Compact"/>
+              <w:spacing w:after="40" w:before="40"/>
+              <w:jc w:val="left"/>
+            </w:pPr>
+            <w:r>
+              <w:rPr>
+                <w:sz w:val="19"/>
+              </w:rPr>
+              <w:t xml:space="preserve">☐ Incluída ☐ Não incluída ☐ R$ </w:t>
+            </w:r>
+            <w:r>
+              <w:rPr>
+                <w:sz w:val="19"/>
+                <w:highlight w:val="yellow"/>
+              </w:rPr>
+              <w:t xml:space="preserve">[___]</w:t>
+            </w:r>
+          </w:p>
+        </w:tc>
+      </w:tr>
+      <w:tr>
+        <w:tc>
+          <w:tcPr/>
+          <w:p>
+            <w:pPr>
+              <w:pStyle w:val="Compact"/>
+              <w:spacing w:after="40" w:before="40"/>
+              <w:jc w:val="left"/>
+            </w:pPr>
             <w:r>
               <w:rPr>
                 <w:bCs/>
                 <w:b/>
-                <w:iCs/>
-                <w:i/>
-              </w:rPr>
-              <w:t xml:space="preserve">] · adicional: R$ [</w:t>
-            </w:r>
-            <w:r>
-              <w:t xml:space="preserve">] por usuário</w:t>
+                <w:sz w:val="19"/>
+              </w:rPr>
+              <w:t xml:space="preserve">Empresas/CNPJs autorizados a usar</w:t>
+            </w:r>
+          </w:p>
+        </w:tc>
+        <w:tc>
+          <w:tcPr/>
+          <w:p>
+            <w:pPr>
+              <w:pStyle w:val="Compact"/>
+              <w:spacing w:after="40" w:before="40"/>
+              <w:jc w:val="left"/>
+            </w:pPr>
+            <w:r>
+              <w:rPr>
+                <w:sz w:val="19"/>
+                <w:highlight w:val="yellow"/>
+              </w:rPr>
+              <w:t xml:space="preserve">[CNPJs, se houver filiais ou empresas do grupo]</w:t>
             </w:r>
           </w:p>
         </w:tc>
@@ -6229,38 +7406,95 @@
           <w:p>
             <w:pPr>
               <w:pStyle w:val="Compact"/>
+              <w:spacing w:after="40" w:before="40"/>
               <w:jc w:val="left"/>
             </w:pPr>
             <w:r>
               <w:rPr>
                 <w:bCs/>
                 <w:b/>
-              </w:rPr>
-              <w:t xml:space="preserve">Armazenamento incluído</w:t>
-            </w:r>
-          </w:p>
-        </w:tc>
-        <w:tc>
-          <w:tcPr/>
-          <w:p>
-            <w:pPr>
-              <w:pStyle w:val="Compact"/>
-              <w:jc w:val="left"/>
-            </w:pPr>
-            <w:r>
-              <w:t xml:space="preserve">[</w:t>
-            </w:r>
+                <w:sz w:val="19"/>
+              </w:rPr>
+              <w:t xml:space="preserve">Hora técnica para serviços extras</w:t>
+            </w:r>
+          </w:p>
+        </w:tc>
+        <w:tc>
+          <w:tcPr/>
+          <w:p>
+            <w:pPr>
+              <w:pStyle w:val="Compact"/>
+              <w:spacing w:after="40" w:before="40"/>
+              <w:jc w:val="left"/>
+            </w:pPr>
+            <w:r>
+              <w:rPr>
+                <w:sz w:val="19"/>
+              </w:rPr>
+              <w:t xml:space="preserve">R$ </w:t>
+            </w:r>
+            <w:r>
+              <w:rPr>
+                <w:sz w:val="19"/>
+                <w:highlight w:val="yellow"/>
+              </w:rPr>
+              <w:t xml:space="preserve">[______]</w:t>
+            </w:r>
+          </w:p>
+        </w:tc>
+      </w:tr>
+      <w:tr>
+        <w:tc>
+          <w:tcPr/>
+          <w:p>
+            <w:pPr>
+              <w:pStyle w:val="Compact"/>
+              <w:spacing w:after="40" w:before="40"/>
+              <w:jc w:val="left"/>
+            </w:pPr>
             <w:r>
               <w:rPr>
                 <w:bCs/>
                 <w:b/>
-                <w:iCs/>
-                <w:i/>
-              </w:rPr>
-              <w:t xml:space="preserve">] GB · adicional: R$ [</w:t>
-            </w:r>
-            <w:r>
-              <w:t xml:space="preserve">] por GB</w:t>
+                <w:sz w:val="19"/>
+              </w:rPr>
+              <w:t xml:space="preserve">Vencimento</w:t>
+            </w:r>
+          </w:p>
+        </w:tc>
+        <w:tc>
+          <w:tcPr/>
+          <w:p>
+            <w:pPr>
+              <w:pStyle w:val="Compact"/>
+              <w:spacing w:after="40" w:before="40"/>
+              <w:jc w:val="left"/>
+            </w:pPr>
+            <w:r>
+              <w:rPr>
+                <w:sz w:val="19"/>
+              </w:rPr>
+              <w:t xml:space="preserve">Dia </w:t>
+            </w:r>
+            <w:r>
+              <w:rPr>
+                <w:sz w:val="19"/>
+                <w:highlight w:val="yellow"/>
+              </w:rPr>
+              <w:t xml:space="preserve">[__]</w:t>
+            </w:r>
+            <w:r>
+              <w:rPr>
+                <w:sz w:val="19"/>
+              </w:rPr>
+              <w:t xml:space="preserve"> de cada </w:t>
+            </w:r>
+            <w:r>
+              <w:rPr>
+                <w:sz w:val="19"/>
+                <w:highlight w:val="yellow"/>
+              </w:rPr>
+              <w:t xml:space="preserve">[mês / ano]</w:t>
             </w:r>
           </w:p>
         </w:tc>
@@ -6271,26 +7505,33 @@
           <w:p>
             <w:pPr>
               <w:pStyle w:val="Compact"/>
+              <w:spacing w:after="40" w:before="40"/>
               <w:jc w:val="left"/>
             </w:pPr>
             <w:r>
               <w:rPr>
                 <w:bCs/>
                 <w:b/>
-              </w:rPr>
-              <w:t xml:space="preserve">API de integração</w:t>
-            </w:r>
-          </w:p>
-        </w:tc>
-        <w:tc>
-          <w:tcPr/>
-          <w:p>
-            <w:pPr>
-              <w:pStyle w:val="Compact"/>
-              <w:jc w:val="left"/>
-            </w:pPr>
-            <w:r>
-              <w:t xml:space="preserve">( ) Incluída ( ) Não incluída ( ) R$ [___]</w:t>
+                <w:sz w:val="19"/>
+              </w:rPr>
+              <w:t xml:space="preserve">Forma de pagamento</w:t>
+            </w:r>
+          </w:p>
+        </w:tc>
+        <w:tc>
+          <w:tcPr/>
+          <w:p>
+            <w:pPr>
+              <w:pStyle w:val="Compact"/>
+              <w:spacing w:after="40" w:before="40"/>
+              <w:jc w:val="left"/>
+            </w:pPr>
+            <w:r>
+              <w:rPr>
+                <w:sz w:val="19"/>
+                <w:highlight w:val="yellow"/>
+              </w:rPr>
+              <w:t xml:space="preserve">[boleto / PIX / cartão / transferência]</w:t>
             </w:r>
           </w:p>
         </w:tc>
@@ -6301,26 +7542,33 @@
           <w:p>
             <w:pPr>
               <w:pStyle w:val="Compact"/>
+              <w:spacing w:after="40" w:before="40"/>
               <w:jc w:val="left"/>
             </w:pPr>
             <w:r>
               <w:rPr>
                 <w:bCs/>
                 <w:b/>
-              </w:rPr>
-              <w:t xml:space="preserve">Empresas/CNPJs autorizados a usar</w:t>
-            </w:r>
-          </w:p>
-        </w:tc>
-        <w:tc>
-          <w:tcPr/>
-          <w:p>
-            <w:pPr>
-              <w:pStyle w:val="Compact"/>
-              <w:jc w:val="left"/>
-            </w:pPr>
-            <w:r>
-              <w:t xml:space="preserve">[CNPJs, se houver filiais ou empresas do grupo]</w:t>
+                <w:sz w:val="19"/>
+              </w:rPr>
+              <w:t xml:space="preserve">Desconto/condição especial</w:t>
+            </w:r>
+          </w:p>
+        </w:tc>
+        <w:tc>
+          <w:tcPr/>
+          <w:p>
+            <w:pPr>
+              <w:pStyle w:val="Compact"/>
+              <w:spacing w:after="40" w:before="40"/>
+              <w:jc w:val="left"/>
+            </w:pPr>
+            <w:r>
+              <w:rPr>
+                <w:sz w:val="19"/>
+                <w:highlight w:val="yellow"/>
+              </w:rPr>
+              <w:t xml:space="preserve">[__________]</w:t>
             </w:r>
           </w:p>
         </w:tc>
@@ -6331,132 +7579,14 @@
           <w:p>
             <w:pPr>
               <w:pStyle w:val="Compact"/>
+              <w:spacing w:after="40" w:before="40"/>
               <w:jc w:val="left"/>
             </w:pPr>
             <w:r>
               <w:rPr>
                 <w:bCs/>
                 <w:b/>
-              </w:rPr>
-              <w:t xml:space="preserve">Hora técnica para serviços extras</w:t>
-            </w:r>
-          </w:p>
-        </w:tc>
-        <w:tc>
-          <w:tcPr/>
-          <w:p>
-            <w:pPr>
-              <w:pStyle w:val="Compact"/>
-              <w:jc w:val="left"/>
-            </w:pPr>
-            <w:r>
-              <w:t xml:space="preserve">R$ [______]</w:t>
-            </w:r>
-          </w:p>
-        </w:tc>
-      </w:tr>
-      <w:tr>
-        <w:tc>
-          <w:tcPr/>
-          <w:p>
-            <w:pPr>
-              <w:pStyle w:val="Compact"/>
-              <w:jc w:val="left"/>
-            </w:pPr>
-            <w:r>
-              <w:rPr>
-                <w:bCs/>
-                <w:b/>
-              </w:rPr>
-              <w:t xml:space="preserve">Vencimento</w:t>
-            </w:r>
-          </w:p>
-        </w:tc>
-        <w:tc>
-          <w:tcPr/>
-          <w:p>
-            <w:pPr>
-              <w:pStyle w:val="Compact"/>
-              <w:jc w:val="left"/>
-            </w:pPr>
-            <w:r>
-              <w:t xml:space="preserve">Dia [__] de cada [mês / ano]</w:t>
-            </w:r>
-          </w:p>
-        </w:tc>
-      </w:tr>
-      <w:tr>
-        <w:tc>
-          <w:tcPr/>
-          <w:p>
-            <w:pPr>
-              <w:pStyle w:val="Compact"/>
-              <w:jc w:val="left"/>
-            </w:pPr>
-            <w:r>
-              <w:rPr>
-                <w:bCs/>
-                <w:b/>
-              </w:rPr>
-              <w:t xml:space="preserve">Forma de pagamento</w:t>
-            </w:r>
-          </w:p>
-        </w:tc>
-        <w:tc>
-          <w:tcPr/>
-          <w:p>
-            <w:pPr>
-              <w:pStyle w:val="Compact"/>
-              <w:jc w:val="left"/>
-            </w:pPr>
-            <w:r>
-              <w:t xml:space="preserve">[boleto / PIX / cartão / transferência]</w:t>
-            </w:r>
-          </w:p>
-        </w:tc>
-      </w:tr>
-      <w:tr>
-        <w:tc>
-          <w:tcPr/>
-          <w:p>
-            <w:pPr>
-              <w:pStyle w:val="Compact"/>
-              <w:jc w:val="left"/>
-            </w:pPr>
-            <w:r>
-              <w:rPr>
-                <w:bCs/>
-                <w:b/>
-              </w:rPr>
-              <w:t xml:space="preserve">Desconto/condição especial</w:t>
-            </w:r>
-          </w:p>
-        </w:tc>
-        <w:tc>
-          <w:tcPr/>
-          <w:p>
-            <w:pPr>
-              <w:pStyle w:val="Compact"/>
-              <w:jc w:val="left"/>
-            </w:pPr>
-            <w:r>
-              <w:t xml:space="preserve">[__________]</w:t>
-            </w:r>
-          </w:p>
-        </w:tc>
-      </w:tr>
-      <w:tr>
-        <w:tc>
-          <w:tcPr/>
-          <w:p>
-            <w:pPr>
-              <w:pStyle w:val="Compact"/>
-              <w:jc w:val="left"/>
-            </w:pPr>
-            <w:r>
-              <w:rPr>
-                <w:bCs/>
-                <w:b/>
+                <w:sz w:val="19"/>
               </w:rPr>
               <w:t xml:space="preserve">Validade da proposta</w:t>
             </w:r>
@@ -6467,10 +7597,21 @@
           <w:p>
             <w:pPr>
               <w:pStyle w:val="Compact"/>
-              <w:jc w:val="left"/>
-            </w:pPr>
-            <w:r>
-              <w:t xml:space="preserve">[__] dias</w:t>
+              <w:spacing w:after="40" w:before="40"/>
+              <w:jc w:val="left"/>
+            </w:pPr>
+            <w:r>
+              <w:rPr>
+                <w:sz w:val="19"/>
+                <w:highlight w:val="yellow"/>
+              </w:rPr>
+              <w:t xml:space="preserve">[__]</w:t>
+            </w:r>
+            <w:r>
+              <w:rPr>
+                <w:sz w:val="19"/>
+              </w:rPr>
+              <w:t xml:space="preserve"> dias</w:t>
             </w:r>
           </w:p>
         </w:tc>
@@ -6491,11 +7632,19 @@
         <w:t xml:space="preserve"> </w:t>
       </w:r>
       <w:r>
+        <w:rPr>
+          <w:highlight w:val="yellow"/>
+        </w:rPr>
         <w:t xml:space="preserve">[__________]</w:t>
       </w:r>
     </w:p>
     <w:bookmarkEnd w:id="56"/>
-    <w:sectPr/>
+    <w:sectPr>
+      <w:headerReference w:type="default" r:id="rId9"/>
+      <w:footerReference w:type="default" r:id="rId10"/>
+      <w:pgSz w:w="11906" w:h="16838"/>
+      <w:pgMar w:top="1417" w:bottom="1247" w:left="1417" w:right="1247" w:header="567" w:footer="567"/>
+    </w:sectPr>
   </w:body>
 </w:document>
 </file>
@@ -6504,6 +7653,104 @@
 <w:comments xmlns:w="http://schemas.openxmlformats.org/wordprocessingml/2006/main" xmlns:m="http://schemas.openxmlformats.org/officeDocument/2006/math" xmlns:r="http://schemas.openxmlformats.org/officeDocument/2006/relationships" xmlns:o="urn:schemas-microsoft-com:office:office" xmlns:v="urn:schemas-microsoft-com:vml" xmlns:w10="urn:schemas-microsoft-com:office:word" xmlns:a="http://schemas.openxmlformats.org/drawingml/2006/main" xmlns:pic="http://schemas.openxmlformats.org/drawingml/2006/picture" xmlns:wp="http://schemas.openxmlformats.org/drawingml/2006/wordprocessingDrawing"/>
 </file>
 
+<file path=word/footer1.xml><?xml version="1.0" encoding="utf-8"?>
+<w:ftr xmlns:m="http://schemas.openxmlformats.org/officeDocument/2006/math" xmlns:mc="http://schemas.openxmlformats.org/markup-compatibility/2006" xmlns:mo="http://schemas.microsoft.com/office/mac/office/2008/main" xmlns:mv="urn:schemas-microsoft-com:mac:vml" xmlns:o="urn:schemas-microsoft-com:office:office" xmlns:r="http://schemas.openxmlformats.org/officeDocument/2006/relationships" xmlns:v="urn:schemas-microsoft-com:vml" xmlns:w10="urn:schemas-microsoft-com:office:word" xmlns:w14="http://schemas.microsoft.com/office/word/2010/wordml" xmlns:w="http://schemas.openxmlformats.org/wordprocessingml/2006/main" xmlns:wne="http://schemas.microsoft.com/office/word/2006/wordml" xmlns:wp14="http://schemas.microsoft.com/office/word/2010/wordprocessingDrawing" xmlns:wp="http://schemas.openxmlformats.org/drawingml/2006/wordprocessingDrawing" xmlns:wpc="http://schemas.microsoft.com/office/word/2010/wordprocessingCanvas" xmlns:wpg="http://schemas.microsoft.com/office/word/2010/wordprocessingGroup" xmlns:wpi="http://schemas.microsoft.com/office/word/2010/wordprocessingInk" xmlns:wps="http://schemas.microsoft.com/office/word/2010/wordprocessingShape" mc:Ignorable="w14 wp14">
+  <w:p>
+    <w:pPr>
+      <w:pStyle w:val="Footer"/>
+      <w:pBdr>
+        <w:top w:val="single" w:sz="4" w:space="0" w:color="A6A6A6"/>
+      </w:pBdr>
+      <w:jc w:val="center"/>
+    </w:pPr>
+    <w:r>
+      <w:rPr>
+        <w:color w:val="595959"/>
+        <w:sz w:val="16"/>
+      </w:rPr>
+      <w:t xml:space="preserve">Documento confidencial  ·  Rubrica das partes: ______ / ______        Página </w:t>
+    </w:r>
+    <w:r>
+      <w:rPr>
+        <w:color w:val="595959"/>
+        <w:sz w:val="16"/>
+      </w:rPr>
+      <w:fldChar w:fldCharType="begin"/>
+    </w:r>
+    <w:r>
+      <w:rPr>
+        <w:color w:val="595959"/>
+        <w:sz w:val="16"/>
+      </w:rPr>
+      <w:instrText xml:space="preserve">PAGE</w:instrText>
+    </w:r>
+    <w:r>
+      <w:rPr>
+        <w:color w:val="595959"/>
+        <w:sz w:val="16"/>
+      </w:rPr>
+      <w:fldChar w:fldCharType="separate"/>
+    </w:r>
+    <w:r>
+      <w:rPr>
+        <w:color w:val="595959"/>
+        <w:sz w:val="16"/>
+      </w:rPr>
+      <w:t>1</w:t>
+    </w:r>
+    <w:r>
+      <w:rPr>
+        <w:color w:val="595959"/>
+        <w:sz w:val="16"/>
+      </w:rPr>
+      <w:fldChar w:fldCharType="end"/>
+    </w:r>
+    <w:r>
+      <w:rPr>
+        <w:color w:val="595959"/>
+        <w:sz w:val="16"/>
+      </w:rPr>
+      <w:t xml:space="preserve"> de </w:t>
+    </w:r>
+    <w:r>
+      <w:rPr>
+        <w:color w:val="595959"/>
+        <w:sz w:val="16"/>
+      </w:rPr>
+      <w:fldChar w:fldCharType="begin"/>
+    </w:r>
+    <w:r>
+      <w:rPr>
+        <w:color w:val="595959"/>
+        <w:sz w:val="16"/>
+      </w:rPr>
+      <w:instrText xml:space="preserve">NUMPAGES</w:instrText>
+    </w:r>
+    <w:r>
+      <w:rPr>
+        <w:color w:val="595959"/>
+        <w:sz w:val="16"/>
+      </w:rPr>
+      <w:fldChar w:fldCharType="separate"/>
+    </w:r>
+    <w:r>
+      <w:rPr>
+        <w:color w:val="595959"/>
+        <w:sz w:val="16"/>
+      </w:rPr>
+      <w:t>1</w:t>
+    </w:r>
+    <w:r>
+      <w:rPr>
+        <w:color w:val="595959"/>
+        <w:sz w:val="16"/>
+      </w:rPr>
+      <w:fldChar w:fldCharType="end"/>
+    </w:r>
+  </w:p>
+</w:ftr>
+</file>
+
 <file path=word/footnotes.xml><?xml version="1.0" encoding="utf-8"?>
 <w:footnotes xmlns:w="http://schemas.openxmlformats.org/wordprocessingml/2006/main" xmlns:m="http://schemas.openxmlformats.org/officeDocument/2006/math" xmlns:r="http://schemas.openxmlformats.org/officeDocument/2006/relationships" xmlns:o="urn:schemas-microsoft-com:office:office" xmlns:v="urn:schemas-microsoft-com:vml" xmlns:w10="urn:schemas-microsoft-com:office:word" xmlns:a="http://schemas.openxmlformats.org/drawingml/2006/main" xmlns:pic="http://schemas.openxmlformats.org/drawingml/2006/picture" xmlns:wp="http://schemas.openxmlformats.org/drawingml/2006/wordprocessingDrawing">
   <w:footnote w:type="continuationSeparator" w:id="0">
@@ -6521,6 +7768,139 @@
     </w:p>
   </w:footnote>
 </w:footnotes>
+</file>
+
+<file path=word/header1.xml><?xml version="1.0" encoding="utf-8"?>
+<w:hdr xmlns:m="http://schemas.openxmlformats.org/officeDocument/2006/math" xmlns:mc="http://schemas.openxmlformats.org/markup-compatibility/2006" xmlns:mo="http://schemas.microsoft.com/office/mac/office/2008/main" xmlns:mv="urn:schemas-microsoft-com:mac:vml" xmlns:o="urn:schemas-microsoft-com:office:office" xmlns:r="http://schemas.openxmlformats.org/officeDocument/2006/relationships" xmlns:v="urn:schemas-microsoft-com:vml" xmlns:w10="urn:schemas-microsoft-com:office:word" xmlns:w14="http://schemas.microsoft.com/office/word/2010/wordml" xmlns:w="http://schemas.openxmlformats.org/wordprocessingml/2006/main" xmlns:wne="http://schemas.microsoft.com/office/word/2006/wordml" xmlns:wp14="http://schemas.microsoft.com/office/word/2010/wordprocessingDrawing" xmlns:wp="http://schemas.openxmlformats.org/drawingml/2006/wordprocessingDrawing" xmlns:wpc="http://schemas.microsoft.com/office/word/2010/wordprocessingCanvas" xmlns:wpg="http://schemas.microsoft.com/office/word/2010/wordprocessingGroup" xmlns:wpi="http://schemas.microsoft.com/office/word/2010/wordprocessingInk" xmlns:wps="http://schemas.microsoft.com/office/word/2010/wordprocessingShape" mc:Ignorable="w14 wp14">
+  <w:tbl>
+    <w:tblPr>
+      <w:tblW w:type="auto" w:w="0"/>
+      <w:jc w:val="center"/>
+      <w:tblLook w:firstColumn="1" w:firstRow="1" w:lastColumn="0" w:lastRow="0" w:noHBand="0" w:noVBand="1" w:val="04A0"/>
+    </w:tblPr>
+    <w:tblGrid>
+      <w:gridCol w:w="4620"/>
+      <w:gridCol w:w="4620"/>
+    </w:tblGrid>
+    <w:tr>
+      <w:trPr>
+        <w:trHeight w:val="1134"/>
+      </w:trPr>
+      <w:tc>
+        <w:tcPr>
+          <w:tcW w:type="dxa" w:w="2835"/>
+          <w:tcBorders>
+            <w:top w:val="dashed" w:sz="6" w:space="0" w:color="8C8C8C"/>
+            <w:left w:val="dashed" w:sz="6" w:space="0" w:color="8C8C8C"/>
+            <w:bottom w:val="dashed" w:sz="6" w:space="0" w:color="8C8C8C"/>
+            <w:right w:val="dashed" w:sz="6" w:space="0" w:color="8C8C8C"/>
+          </w:tcBorders>
+          <w:vAlign w:val="center"/>
+        </w:tcPr>
+        <w:p>
+          <w:pPr>
+            <w:jc w:val="center"/>
+          </w:pPr>
+          <w:r>
+            <w:rPr>
+              <w:b/>
+              <w:color w:val="595959"/>
+              <w:sz w:val="16"/>
+            </w:rPr>
+            <w:t>INSIRA AQUI O LOGOTIPO</w:t>
+          </w:r>
+        </w:p>
+        <w:p>
+          <w:pPr>
+            <w:jc w:val="center"/>
+          </w:pPr>
+          <w:r>
+            <w:rPr>
+              <w:color w:val="595959"/>
+              <w:sz w:val="13"/>
+            </w:rPr>
+            <w:t>(clique, apague este texto e use Inserir &gt; Imagem)</w:t>
+          </w:r>
+        </w:p>
+      </w:tc>
+      <w:tc>
+        <w:tcPr>
+          <w:tcW w:type="dxa" w:w="6406"/>
+          <w:vAlign w:val="center"/>
+        </w:tcPr>
+        <w:p>
+          <w:pPr>
+            <w:spacing w:after="0"/>
+            <w:jc w:val="right"/>
+          </w:pPr>
+          <w:r>
+            <w:rPr>
+              <w:b/>
+              <w:color w:val="1F3A5F"/>
+              <w:sz w:val="20"/>
+              <w:highlight w:val="yellow"/>
+            </w:rPr>
+            <w:t xml:space="preserve">[NOME COMERCIAL DO PRODUTO]</w:t>
+          </w:r>
+        </w:p>
+        <w:p>
+          <w:pPr>
+            <w:spacing w:after="0"/>
+            <w:jc w:val="right"/>
+          </w:pPr>
+          <w:r>
+            <w:rPr>
+              <w:b w:val="0"/>
+              <w:color w:val="595959"/>
+              <w:sz w:val="17"/>
+            </w:rPr>
+            <w:t>Contrato de Licença de Uso de Software e Prestação de Serviços</w:t>
+          </w:r>
+        </w:p>
+        <w:p>
+          <w:pPr>
+            <w:spacing w:after="0"/>
+            <w:jc w:val="right"/>
+          </w:pPr>
+          <w:r>
+            <w:rPr>
+              <w:b w:val="0"/>
+              <w:color w:val="595959"/>
+              <w:sz w:val="17"/>
+            </w:rPr>
+            <w:t xml:space="preserve">Contrato nº </w:t>
+          </w:r>
+          <w:r>
+            <w:rPr>
+              <w:b w:val="0"/>
+              <w:color w:val="595959"/>
+              <w:sz w:val="17"/>
+              <w:highlight w:val="yellow"/>
+            </w:rPr>
+            <w:t xml:space="preserve">[__________]</w:t>
+          </w:r>
+          <w:r>
+            <w:rPr>
+              <w:b w:val="0"/>
+              <w:color w:val="595959"/>
+              <w:sz w:val="17"/>
+            </w:rPr>
+            <w:t xml:space="preserve">  ·  Versão do modelo 1.0</w:t>
+          </w:r>
+        </w:p>
+      </w:tc>
+    </w:tr>
+  </w:tbl>
+  <w:p>
+    <w:pPr>
+      <w:pStyle w:val="Header"/>
+      <w:pBdr>
+        <w:bottom w:val="single" w:sz="6" w:space="0" w:color="1F3A5F"/>
+      </w:pBdr>
+      <w:spacing w:after="0"/>
+    </w:pPr>
+  </w:p>
+</w:hdr>
 </file>
 
 <file path=word/numbering.xml><?xml version="1.0" encoding="utf-8"?>
@@ -6713,29 +8093,54 @@
   <w:style w:default="1" w:styleId="Normal" w:type="paragraph">
     <w:name w:val="Normal"/>
     <w:qFormat/>
+    <w:pPr>
+      <w:spacing w:after="120" w:line="276" w:lineRule="auto"/>
+      <w:jc w:val="both"/>
+    </w:pPr>
+    <w:rPr>
+      <w:rFonts w:ascii="Calibri" w:hAnsi="Calibri" w:eastAsia="Calibri"/>
+      <w:sz w:val="21"/>
+    </w:rPr>
   </w:style>
   <w:style w:styleId="BodyText" w:type="paragraph">
     <w:name w:val="Body Text"/>
     <w:basedOn w:val="Normal"/>
     <w:link w:val="BodyTextChar"/>
     <w:pPr>
-      <w:spacing w:after="180" w:before="180"/>
+      <w:spacing w:after="120" w:before="180" w:line="276" w:lineRule="auto"/>
+      <w:jc w:val="both"/>
     </w:pPr>
     <w:qFormat/>
+    <w:rPr>
+      <w:rFonts w:ascii="Calibri" w:hAnsi="Calibri" w:eastAsia="Calibri"/>
+      <w:sz w:val="21"/>
+    </w:rPr>
   </w:style>
   <w:style w:customStyle="1" w:styleId="FirstParagraph" w:type="paragraph">
     <w:name w:val="First Paragraph"/>
     <w:basedOn w:val="BodyText"/>
     <w:next w:val="BodyText"/>
     <w:qFormat/>
+    <w:pPr>
+      <w:spacing w:after="120" w:line="276" w:lineRule="auto"/>
+      <w:jc w:val="both"/>
+    </w:pPr>
+    <w:rPr>
+      <w:rFonts w:ascii="Calibri" w:hAnsi="Calibri" w:eastAsia="Calibri"/>
+      <w:sz w:val="21"/>
+    </w:rPr>
   </w:style>
   <w:style w:customStyle="1" w:styleId="Compact" w:type="paragraph">
     <w:name w:val="Compact"/>
     <w:basedOn w:val="BodyText"/>
     <w:qFormat/>
     <w:pPr>
-      <w:spacing w:after="36" w:before="36"/>
+      <w:spacing w:after="120" w:before="36" w:line="276" w:lineRule="auto"/>
     </w:pPr>
+    <w:rPr>
+      <w:rFonts w:ascii="Calibri" w:hAnsi="Calibri" w:eastAsia="Calibri"/>
+      <w:sz w:val="21"/>
+    </w:rPr>
   </w:style>
   <w:style w:styleId="Title" w:type="paragraph">
     <w:name w:val="Title"/>
@@ -6844,15 +8249,16 @@
     <w:pPr>
       <w:keepNext/>
       <w:keepLines/>
-      <w:spacing w:after="0" w:before="480"/>
+      <w:spacing w:after="200" w:before="120"/>
       <w:outlineLvl w:val="0"/>
     </w:pPr>
     <w:rPr>
-      <w:rFonts w:asciiTheme="majorHAnsi" w:cstheme="majorBidi" w:eastAsiaTheme="majorEastAsia" w:hAnsiTheme="majorHAnsi"/>
+      <w:rFonts w:asciiTheme="majorHAnsi" w:cstheme="majorBidi" w:eastAsiaTheme="majorEastAsia" w:hAnsiTheme="majorHAnsi" w:ascii="Calibri" w:hAnsi="Calibri"/>
       <w:b/>
       <w:bCs/>
-      <w:color w:themeColor="accent1" w:val="4F81BD"/>
-      <w:sz w:val="32"/>
+      <w:i w:val="0"/>
+      <w:color w:val="1F3A5F"/>
+      <w:sz w:val="30"/>
       <w:szCs w:val="32"/>
     </w:rPr>
   </w:style>
@@ -6866,15 +8272,16 @@
     <w:pPr>
       <w:keepNext/>
       <w:keepLines/>
-      <w:spacing w:after="0" w:before="200"/>
+      <w:spacing w:after="120" w:before="280"/>
       <w:outlineLvl w:val="1"/>
     </w:pPr>
     <w:rPr>
-      <w:rFonts w:asciiTheme="majorHAnsi" w:cstheme="majorBidi" w:eastAsiaTheme="majorEastAsia" w:hAnsiTheme="majorHAnsi"/>
+      <w:rFonts w:asciiTheme="majorHAnsi" w:cstheme="majorBidi" w:eastAsiaTheme="majorEastAsia" w:hAnsiTheme="majorHAnsi" w:ascii="Calibri" w:hAnsi="Calibri"/>
       <w:b/>
       <w:bCs/>
-      <w:color w:themeColor="accent1" w:val="4F81BD"/>
-      <w:sz w:val="28"/>
+      <w:i w:val="0"/>
+      <w:color w:val="1F3A5F"/>
+      <w:sz w:val="23"/>
       <w:szCs w:val="28"/>
     </w:rPr>
   </w:style>
@@ -6888,15 +8295,16 @@
     <w:pPr>
       <w:keepNext/>
       <w:keepLines/>
-      <w:spacing w:after="0" w:before="200"/>
+      <w:spacing w:after="80" w:before="200"/>
       <w:outlineLvl w:val="2"/>
     </w:pPr>
     <w:rPr>
-      <w:rFonts w:asciiTheme="majorHAnsi" w:cstheme="majorBidi" w:eastAsiaTheme="majorEastAsia" w:hAnsiTheme="majorHAnsi"/>
+      <w:rFonts w:asciiTheme="majorHAnsi" w:cstheme="majorBidi" w:eastAsiaTheme="majorEastAsia" w:hAnsiTheme="majorHAnsi" w:ascii="Calibri" w:hAnsi="Calibri"/>
       <w:b/>
       <w:bCs/>
-      <w:color w:themeColor="accent1" w:val="4F81BD"/>
-      <w:sz w:val="24"/>
+      <w:i w:val="0"/>
+      <w:color w:val="1F3A5F"/>
+      <w:sz w:val="22"/>
       <w:szCs w:val="24"/>
     </w:rPr>
   </w:style>
@@ -7031,9 +8439,14 @@
     <w:unhideWhenUsed/>
     <w:qFormat/>
     <w:pPr>
-      <w:spacing w:after="100" w:before="100"/>
+      <w:spacing w:after="120" w:before="100" w:line="276" w:lineRule="auto"/>
       <w:ind w:firstLine="0" w:left="480" w:right="480"/>
+      <w:jc w:val="both"/>
     </w:pPr>
+    <w:rPr>
+      <w:rFonts w:ascii="Calibri" w:hAnsi="Calibri" w:eastAsia="Calibri"/>
+      <w:sz w:val="21"/>
+    </w:rPr>
   </w:style>
   <w:style w:styleId="FootnoteText" w:type="paragraph">
     <w:name w:val="Footnote Text"/>
